--- a/Diplom/Диплом.docx
+++ b/Diplom/Диплом.docx
@@ -1,9 +1,18 @@
 
 <file path=word/document.xml><?xml version="1.0" encoding="utf-8"?>
-<w:document xmlns:wpc="http://schemas.microsoft.com/office/word/2010/wordprocessingCanvas" xmlns:cx="http://schemas.microsoft.com/office/drawing/2014/chartex" xmlns:cx1="http://schemas.microsoft.com/office/drawing/2015/9/8/chartex" xmlns:cx2="http://schemas.microsoft.com/office/drawing/2015/10/21/chartex" xmlns:cx3="http://schemas.microsoft.com/office/drawing/2016/5/9/chartex" xmlns:cx4="http://schemas.microsoft.com/office/drawing/2016/5/10/chartex" xmlns:cx5="http://schemas.microsoft.com/office/drawing/2016/5/11/chartex" xmlns:cx6="http://schemas.microsoft.com/office/drawing/2016/5/12/chartex" xmlns:cx7="http://schemas.microsoft.com/office/drawing/2016/5/13/chartex" xmlns:cx8="http://schemas.microsoft.com/office/drawing/2016/5/14/chartex" xmlns:mc="http://schemas.openxmlformats.org/markup-compatibility/2006" xmlns:aink="http://schemas.microsoft.com/office/drawing/2016/ink" xmlns:am3d="http://schemas.microsoft.com/office/drawing/2017/model3d" xmlns:o="urn:schemas-microsoft-com:office:office" xmlns:oel="http://schemas.microsoft.com/office/2019/extlst" xmlns:r="http://schemas.openxmlformats.org/officeDocument/2006/relationships" xmlns:m="http://schemas.openxmlformats.org/officeDocument/2006/math" xmlns:v="urn:schemas-microsoft-com:vml" xmlns:wp14="http://schemas.microsoft.com/office/word/2010/wordprocessingDrawing" xmlns:wp="http://schemas.openxmlformats.org/drawingml/2006/wordprocessingDrawing" xmlns:w10="urn:schemas-microsoft-com:office:word" xmlns:w="http://schemas.openxmlformats.org/wordprocessingml/2006/main" xmlns:w14="http://schemas.microsoft.com/office/word/2010/wordml" xmlns:w15="http://schemas.microsoft.com/office/word/2012/wordml" xmlns:w16cex="http://schemas.microsoft.com/office/word/2018/wordml/cex" xmlns:w16cid="http://schemas.microsoft.com/office/word/2016/wordml/cid" xmlns:w16="http://schemas.microsoft.com/office/word/2018/wordml" xmlns:w16du="http://schemas.microsoft.com/office/word/2023/wordml/word16du" xmlns:w16sdtdh="http://schemas.microsoft.com/office/word/2020/wordml/sdtdatahash" xmlns:w16sdtfl="http://schemas.microsoft.com/office/word/2024/wordml/sdtformatlock" xmlns:w16se="http://schemas.microsoft.com/office/word/2015/wordml/symex" xmlns:wpg="http://schemas.microsoft.com/office/word/2010/wordprocessingGroup" xmlns:wpi="http://schemas.microsoft.com/office/word/2010/wordprocessingInk" xmlns:wne="http://schemas.microsoft.com/office/word/2006/wordml" xmlns:wps="http://schemas.microsoft.com/office/word/2010/wordprocessingShape" mc:Ignorable="w14 w15 w16se w16cid w16 w16cex w16sdtdh w16sdtfl w16du wp14">
+<w:document xmlns:wpc="http://schemas.microsoft.com/office/word/2010/wordprocessingCanvas" xmlns:cx="http://schemas.microsoft.com/office/drawing/2014/chartex" xmlns:cx1="http://schemas.microsoft.com/office/drawing/2015/9/8/chartex" xmlns:cx2="http://schemas.microsoft.com/office/drawing/2015/10/21/chartex" xmlns:cx3="http://schemas.microsoft.com/office/drawing/2016/5/9/chartex" xmlns:cx4="http://schemas.microsoft.com/office/drawing/2016/5/10/chartex" xmlns:cx5="http://schemas.microsoft.com/office/drawing/2016/5/11/chartex" xmlns:cx6="http://schemas.microsoft.com/office/drawing/2016/5/12/chartex" xmlns:cx7="http://schemas.microsoft.com/office/drawing/2016/5/13/chartex" xmlns:cx8="http://schemas.microsoft.com/office/drawing/2016/5/14/chartex" xmlns:mc="http://schemas.openxmlformats.org/markup-compatibility/2006" xmlns:aink="http://schemas.microsoft.com/office/drawing/2016/ink" xmlns:am3d="http://schemas.microsoft.com/office/drawing/2017/model3d" xmlns:o="urn:schemas-microsoft-com:office:office" xmlns:r="http://schemas.openxmlformats.org/officeDocument/2006/relationships" xmlns:m="http://schemas.openxmlformats.org/officeDocument/2006/math" xmlns:v="urn:schemas-microsoft-com:vml" xmlns:wp14="http://schemas.microsoft.com/office/word/2010/wordprocessingDrawing" xmlns:wp="http://schemas.openxmlformats.org/drawingml/2006/wordprocessingDrawing" xmlns:w10="urn:schemas-microsoft-com:office:word" xmlns:w="http://schemas.openxmlformats.org/wordprocessingml/2006/main" xmlns:w14="http://schemas.microsoft.com/office/word/2010/wordml" xmlns:w15="http://schemas.microsoft.com/office/word/2012/wordml" xmlns:w16cid="http://schemas.microsoft.com/office/word/2016/wordml/cid" xmlns:w16se="http://schemas.microsoft.com/office/word/2015/wordml/symex" xmlns:wpg="http://schemas.microsoft.com/office/word/2010/wordprocessingGroup" xmlns:wpi="http://schemas.microsoft.com/office/word/2010/wordprocessingInk" xmlns:wne="http://schemas.microsoft.com/office/word/2006/wordml" xmlns:wps="http://schemas.microsoft.com/office/word/2010/wordprocessingShape" mc:Ignorable="w14 w15 w16se w16cid wp14">
   <w:body>
     <w:sdt>
       <w:sdtPr>
+        <w:rPr>
+          <w:rFonts w:ascii="Times New Roman" w:eastAsiaTheme="minorHAnsi" w:hAnsi="Times New Roman" w:cstheme="minorBidi"/>
+          <w:color w:val="auto"/>
+          <w:kern w:val="2"/>
+          <w:sz w:val="28"/>
+          <w:szCs w:val="22"/>
+          <w:lang w:eastAsia="en-US"/>
+          <w14:ligatures w14:val="standardContextual"/>
+        </w:rPr>
         <w:id w:val="527300169"/>
         <w:docPartObj>
           <w:docPartGallery w:val="Table of Contents"/>
@@ -12,15 +21,8 @@
       </w:sdtPr>
       <w:sdtEndPr>
         <w:rPr>
-          <w:rFonts w:ascii="Times New Roman" w:eastAsiaTheme="minorHAnsi" w:hAnsi="Times New Roman" w:cstheme="minorBidi"/>
           <w:b/>
           <w:bCs/>
-          <w:color w:val="auto"/>
-          <w:kern w:val="2"/>
-          <w:sz w:val="28"/>
-          <w:szCs w:val="22"/>
-          <w:lang w:eastAsia="en-US"/>
-          <w14:ligatures w14:val="standardContextual"/>
         </w:rPr>
       </w:sdtEndPr>
       <w:sdtContent>
@@ -2173,7 +2175,14 @@
           <w:rFonts w:cs="Times New Roman"/>
           <w:szCs w:val="28"/>
         </w:rPr>
-        <w:t>Актуальность проекта обусловлена тем, что игра требует от игрока не пассивного потребления контента, а активного анализа взаимосвязей игрового мира. Поиск, составление ментальной карты локаций и выявление закономерностей напрямую способствует развитию логического, пространственного и критического мышления. Разработка игр, сочетающих развлекательную и образовательную функции, представляет особый интерес в современной игровой индустрии.</w:t>
+        <w:t>Актуальность проекта обусловлена стремительным ростом мировой игровой индустрии, объём которой в 2025 году превысил 200 миллиардов долларов, при этом сегмент инди-игр демонстрирует наибольший темп развития. В условиях высокой конкуренции на платформах Steam, Epic Games Store и Nintendo eShop особую значимость приобретают проекты, сочетающие доступность геймплея с глубиной игровых механик</w:t>
+      </w:r>
+      <w:r>
+        <w:rPr>
+          <w:rFonts w:cs="Times New Roman"/>
+          <w:szCs w:val="28"/>
+        </w:rPr>
+        <w:t>.</w:t>
       </w:r>
     </w:p>
     <w:p>
@@ -2191,7 +2200,7 @@
           <w:rFonts w:cs="Times New Roman"/>
           <w:szCs w:val="28"/>
         </w:rPr>
-        <w:t xml:space="preserve">Современные игровые движки, такие как </w:t>
+        <w:t xml:space="preserve">Использование движка </w:t>
       </w:r>
       <w:proofErr w:type="spellStart"/>
       <w:r>
@@ -2207,7 +2216,21 @@
           <w:rFonts w:cs="Times New Roman"/>
           <w:szCs w:val="28"/>
         </w:rPr>
-        <w:t>, предоставляют разработчикам мощный инструментарий для создания кроссплатформенных проектов, значительно сокращая время и ресурсы, затрачиваемые на реализацию базовой функциональности. Однако проектирование архитектуры игрового приложения, интеграция различных подсистем (управления, физики, анимации, искусственного интеллекта) и обеспечение высокой производительности остаются нетривиальными задачами, требующими глубокого анализа и продуманного подхода.</w:t>
+        <w:t xml:space="preserve">, занимающего более 50 %% рынка игровой разработки, представляет высокую практическую ценность для современных специалистов в области программной инженерии. Таким образом, создание изометрической 2D-игры с системой исследования, </w:t>
+      </w:r>
+      <w:r>
+        <w:rPr>
+          <w:rFonts w:cs="Times New Roman"/>
+          <w:szCs w:val="28"/>
+        </w:rPr>
+        <w:t>созданием предметов</w:t>
+      </w:r>
+      <w:r>
+        <w:rPr>
+          <w:rFonts w:cs="Times New Roman"/>
+          <w:szCs w:val="28"/>
+        </w:rPr>
+        <w:t>, фермерским хозяйством и динамической сменой времени суток является высокоактуальной задачей, отвечающей тенденциям игровой индустрии и образовательного геймдизайна.</w:t>
       </w:r>
     </w:p>
     <w:p>
@@ -2225,7 +2248,7 @@
           <w:rFonts w:cs="Times New Roman"/>
           <w:szCs w:val="28"/>
         </w:rPr>
-        <w:t xml:space="preserve">Целью проекта является разработка изометрической 2D-игры с системой исследования окружающего мира на базе игрового движка </w:t>
+        <w:t xml:space="preserve">Современные игровые движки, такие как </w:t>
       </w:r>
       <w:proofErr w:type="spellStart"/>
       <w:r>
@@ -2241,7 +2264,7 @@
           <w:rFonts w:cs="Times New Roman"/>
           <w:szCs w:val="28"/>
         </w:rPr>
-        <w:t>.</w:t>
+        <w:t>, предоставляют разработчикам мощный инструментарий для создания кроссплатформенных проектов, значительно сокращая время и ресурсы, затрачиваемые на реализацию базовой функциональности. Однако проектирование архитектуры игрового приложения, интеграция различных подсистем (управления, физики, анимации, искусственного интеллекта) и обеспечение высокой производительности остаются нетривиальными задачами, требующими глубокого анализа и продуманного подхода.</w:t>
       </w:r>
     </w:p>
     <w:p>
@@ -2259,6 +2282,41 @@
           <w:rFonts w:cs="Times New Roman"/>
           <w:szCs w:val="28"/>
         </w:rPr>
+        <w:t xml:space="preserve">Целью проекта является разработка изометрической 2D-игры с системой исследования окружающего мира на базе игрового движка </w:t>
+      </w:r>
+      <w:proofErr w:type="spellStart"/>
+      <w:r>
+        <w:rPr>
+          <w:rFonts w:cs="Times New Roman"/>
+          <w:szCs w:val="28"/>
+        </w:rPr>
+        <w:t>Unity</w:t>
+      </w:r>
+      <w:proofErr w:type="spellEnd"/>
+      <w:r>
+        <w:rPr>
+          <w:rFonts w:cs="Times New Roman"/>
+          <w:szCs w:val="28"/>
+        </w:rPr>
+        <w:t>.</w:t>
+      </w:r>
+    </w:p>
+    <w:p>
+      <w:pPr>
+        <w:spacing w:after="0" w:line="360" w:lineRule="auto"/>
+        <w:ind w:firstLine="709"/>
+        <w:contextualSpacing/>
+        <w:rPr>
+          <w:rFonts w:cs="Times New Roman"/>
+          <w:szCs w:val="28"/>
+        </w:rPr>
+      </w:pPr>
+      <w:r>
+        <w:rPr>
+          <w:rFonts w:cs="Times New Roman"/>
+          <w:szCs w:val="28"/>
+        </w:rPr>
+        <w:lastRenderedPageBreak/>
         <w:t>Задачи проекта:</w:t>
       </w:r>
     </w:p>
@@ -2358,7 +2416,6 @@
           <w:rFonts w:cs="Times New Roman"/>
           <w:szCs w:val="28"/>
         </w:rPr>
-        <w:lastRenderedPageBreak/>
         <w:t>р</w:t>
       </w:r>
       <w:r>
@@ -2605,7 +2662,23 @@
           <w:rFonts w:cs="Times New Roman"/>
           <w:szCs w:val="28"/>
         </w:rPr>
-        <w:t xml:space="preserve"> и Photoshop.</w:t>
+        <w:t xml:space="preserve"> и </w:t>
+      </w:r>
+      <w:proofErr w:type="spellStart"/>
+      <w:r>
+        <w:rPr>
+          <w:rFonts w:cs="Times New Roman"/>
+          <w:szCs w:val="28"/>
+        </w:rPr>
+        <w:t>Photoshop</w:t>
+      </w:r>
+      <w:proofErr w:type="spellEnd"/>
+      <w:r>
+        <w:rPr>
+          <w:rFonts w:cs="Times New Roman"/>
+          <w:szCs w:val="28"/>
+        </w:rPr>
+        <w:t>.</w:t>
       </w:r>
     </w:p>
     <w:p>
@@ -2639,6 +2712,9 @@
         <w:spacing w:before="0" w:after="0" w:line="360" w:lineRule="auto"/>
         <w:ind w:firstLine="709"/>
         <w:contextualSpacing/>
+      </w:pPr>
+      <w:bookmarkStart w:id="1" w:name="_Toc226536795"/>
+      <w:r>
         <w:rPr>
           <w:rFonts w:ascii="Times New Roman" w:hAnsi="Times New Roman" w:cs="Times New Roman"/>
           <w:b/>
@@ -2647,20 +2723,142 @@
           <w:sz w:val="28"/>
           <w:szCs w:val="28"/>
         </w:rPr>
-      </w:pPr>
-      <w:bookmarkStart w:id="1" w:name="_Toc226536795"/>
-      <w:r>
-        <w:rPr>
-          <w:rFonts w:ascii="Times New Roman" w:hAnsi="Times New Roman" w:cs="Times New Roman"/>
-          <w:b/>
-          <w:bCs/>
-          <w:color w:val="auto"/>
-          <w:sz w:val="28"/>
-          <w:szCs w:val="28"/>
-        </w:rPr>
         <w:t>1 ТЕОРЕТИЧЕСКАЯ ЧАСТЬ</w:t>
       </w:r>
+    </w:p>
+    <w:p>
+      <w:pPr>
+        <w:spacing w:after="0" w:line="360" w:lineRule="auto"/>
+        <w:ind w:firstLine="709"/>
+      </w:pPr>
+      <w:r>
+        <w:t xml:space="preserve">Теоретическая часть дипломного проекта посвящена комплексному анализу технологий и методологий, применяемых при разработке </w:t>
+      </w:r>
+      <w:r>
+        <w:lastRenderedPageBreak/>
+        <w:t xml:space="preserve">изометрической 2D-игры. В данном разделе рассматриваются ключевые аспекты, лежащие в основе реализации разрабатываемого программного продукта: компонентно-ориентированная архитектура игрового движка </w:t>
+      </w:r>
+      <w:proofErr w:type="spellStart"/>
+      <w:r>
+        <w:t>Unity</w:t>
+      </w:r>
+      <w:proofErr w:type="spellEnd"/>
+      <w:r>
+        <w:t xml:space="preserve">, математические основы изометрической проекции, системы управления вводом, навигации и искусственного интеллекта, физики и анимации, а также современные подходы к организации данных с использованием </w:t>
+      </w:r>
+      <w:proofErr w:type="spellStart"/>
+      <w:r>
+        <w:t>ScriptableObject</w:t>
+      </w:r>
+      <w:proofErr w:type="spellEnd"/>
+      <w:r>
+        <w:t>.</w:t>
+      </w:r>
+    </w:p>
+    <w:p>
+      <w:pPr>
+        <w:spacing w:after="0" w:line="360" w:lineRule="auto"/>
+        <w:ind w:firstLine="709"/>
+      </w:pPr>
+      <w:r>
+        <w:t xml:space="preserve">В теоретической части проводится сравнительный анализ современных игровых жанров, выявляется место разрабатываемого продукта в классификации гибридных жанров, а также подробно описываются архитектурные паттерны, применяемые в проекте: </w:t>
+      </w:r>
+      <w:proofErr w:type="spellStart"/>
+      <w:r>
+        <w:t>Singleton</w:t>
+      </w:r>
+      <w:proofErr w:type="spellEnd"/>
+      <w:r>
+        <w:t xml:space="preserve"> для глобальных менеджеров (</w:t>
+      </w:r>
+      <w:proofErr w:type="spellStart"/>
+      <w:r>
+        <w:t>InventoryManager</w:t>
+      </w:r>
+      <w:proofErr w:type="spellEnd"/>
+      <w:r>
+        <w:t xml:space="preserve">, </w:t>
+      </w:r>
+      <w:proofErr w:type="spellStart"/>
+      <w:r>
+        <w:t>CraftingManager</w:t>
+      </w:r>
+      <w:proofErr w:type="spellEnd"/>
+      <w:r>
+        <w:t xml:space="preserve">, </w:t>
+      </w:r>
+      <w:proofErr w:type="spellStart"/>
+      <w:r>
+        <w:t>GlobalTime</w:t>
+      </w:r>
+      <w:proofErr w:type="spellEnd"/>
+      <w:r>
+        <w:t xml:space="preserve">, </w:t>
+      </w:r>
+      <w:proofErr w:type="spellStart"/>
+      <w:r>
+        <w:t>Player</w:t>
+      </w:r>
+      <w:proofErr w:type="spellEnd"/>
+      <w:r>
+        <w:t xml:space="preserve">), </w:t>
+      </w:r>
+      <w:proofErr w:type="spellStart"/>
+      <w:r>
+        <w:t>ScriptableObject</w:t>
+      </w:r>
+      <w:proofErr w:type="spellEnd"/>
+      <w:r>
+        <w:t xml:space="preserve"> для хранения игровых данных (предметы и рецепты </w:t>
+      </w:r>
+      <w:r>
+        <w:t>создания</w:t>
+      </w:r>
+      <w:r>
+        <w:t>), компонентно-ориентированная композиция для построения игровых объектов.</w:t>
+      </w:r>
+    </w:p>
+    <w:p>
+      <w:pPr>
+        <w:spacing w:after="0" w:line="360" w:lineRule="auto"/>
+        <w:ind w:firstLine="709"/>
+        <w:rPr>
+          <w:rFonts w:cs="Times New Roman"/>
+          <w:szCs w:val="28"/>
+        </w:rPr>
+      </w:pPr>
+      <w:r>
+        <w:t xml:space="preserve">Рассматриваемые теоретические положения образуют фундамент для практической реализации следующих игровых систем: инвентаря с перетаскиванием предметов и горячей панелью, </w:t>
+      </w:r>
+      <w:r>
+        <w:t xml:space="preserve">создание предметов </w:t>
+      </w:r>
+      <w:bookmarkStart w:id="2" w:name="_GoBack"/>
+      <w:bookmarkEnd w:id="2"/>
+      <w:r>
+        <w:t xml:space="preserve"> по сетке 3x3 с нормализацией рецептов, фермерского хозяйства с выращиванием и сбором ресурсов, магазина с системой купли-продажи, динамической смены времени суток с визуальным освещением, навигации животных на основе 2D </w:t>
+      </w:r>
+      <w:proofErr w:type="spellStart"/>
+      <w:r>
+        <w:t>NavMesh</w:t>
+      </w:r>
+      <w:proofErr w:type="spellEnd"/>
+      <w:r>
+        <w:t>, а также взаимодействия с объектами мира и пользовательского интерфейса.</w:t>
+      </w:r>
       <w:bookmarkEnd w:id="1"/>
+    </w:p>
+    <w:p>
+      <w:pPr>
+        <w:pStyle w:val="2"/>
+        <w:spacing w:before="0" w:after="0" w:line="360" w:lineRule="auto"/>
+        <w:ind w:firstLine="709"/>
+      </w:pPr>
+      <w:bookmarkStart w:id="3" w:name="_Toc226536796"/>
+      <w:r>
+        <w:t>1.1 Описание предметной области</w:t>
+      </w:r>
+      <w:bookmarkEnd w:id="3"/>
     </w:p>
     <w:p>
       <w:pPr>
@@ -2677,54 +2875,8 @@
           <w:rFonts w:cs="Times New Roman"/>
           <w:szCs w:val="28"/>
         </w:rPr>
-        <w:t>Разработка компьютерных игр представляет собой сложный междисциплинарный процесс, сочетающий в себе элементы программирования, дизайна, звукорежиссуры и проектного управления. В условиях растущей конкуренции на рынке цифровых развлечений и повышения требований пользователей к качеству контента, эффективность и оптимизация этого процесса приобретают ключевое значение.</w:t>
-      </w:r>
-    </w:p>
-    <w:p>
-      <w:pPr>
-        <w:spacing w:after="0" w:line="360" w:lineRule="auto"/>
-        <w:ind w:firstLine="426"/>
-        <w:contextualSpacing/>
-        <w:rPr>
-          <w:rFonts w:cs="Times New Roman"/>
-          <w:szCs w:val="28"/>
-        </w:rPr>
-      </w:pPr>
-      <w:r>
-        <w:rPr>
-          <w:rFonts w:cs="Times New Roman"/>
-          <w:szCs w:val="28"/>
-        </w:rPr>
-        <w:lastRenderedPageBreak/>
-        <w:t xml:space="preserve">Современные игровые движки, такие как </w:t>
-      </w:r>
-      <w:proofErr w:type="spellStart"/>
-      <w:r>
-        <w:rPr>
-          <w:rFonts w:cs="Times New Roman"/>
-          <w:szCs w:val="28"/>
-        </w:rPr>
-        <w:t>Unity</w:t>
-      </w:r>
-      <w:proofErr w:type="spellEnd"/>
-      <w:r>
-        <w:rPr>
-          <w:rFonts w:cs="Times New Roman"/>
-          <w:szCs w:val="28"/>
-        </w:rPr>
-        <w:t>, предоставляют разработчикам мощный инструментарий для создания кроссплатформенных проектов, значительно сокращая время и ресурсы, затрачиваемые на реализацию базовой функциональности. Однако проектирование архитектуры игрового приложения, интеграция различных подсистем (управления, физики, анимации, искусственного интеллекта) и обеспечение высокой производительности остаются нетривиальными задачами, требующими глубокого анализа и продуманного подхода.</w:t>
-      </w:r>
-    </w:p>
-    <w:p>
-      <w:pPr>
-        <w:pStyle w:val="2"/>
-        <w:spacing w:before="0" w:after="0" w:line="360" w:lineRule="auto"/>
-      </w:pPr>
-      <w:bookmarkStart w:id="2" w:name="_Toc226536796"/>
-      <w:r>
-        <w:t>1.1 Описание предметной области</w:t>
-      </w:r>
-      <w:bookmarkEnd w:id="2"/>
+        <w:t>Современная индустрия компьютерных игр характеризуется многообразием жанров, каждый из которых предлагает уникальный игровой опыт и механику. Эволюция игровых жанров демонстрирует переход от простых аркадных механик к сложным гибридным формам, сочетающим элементы различных направлений.</w:t>
+      </w:r>
     </w:p>
     <w:p>
       <w:pPr>
@@ -2741,25 +2893,15 @@
           <w:rFonts w:cs="Times New Roman"/>
           <w:szCs w:val="28"/>
         </w:rPr>
-        <w:t>Современная индустрия компьютерных игр характеризуется многообразием жанров, каждый из которых предлагает уникальный игровой опыт и механику. Эволюция игровых жанров демонстрирует переход от простых аркадных механик к сложным гибридным формам, сочетающим элементы различных направлений.</w:t>
-      </w:r>
-    </w:p>
-    <w:p>
-      <w:pPr>
-        <w:spacing w:after="0" w:line="360" w:lineRule="auto"/>
-        <w:ind w:firstLine="709"/>
-        <w:contextualSpacing/>
-        <w:rPr>
-          <w:rFonts w:cs="Times New Roman"/>
-          <w:szCs w:val="28"/>
-        </w:rPr>
-      </w:pPr>
-      <w:r>
-        <w:rPr>
-          <w:rFonts w:cs="Times New Roman"/>
-          <w:szCs w:val="28"/>
-        </w:rPr>
-        <w:t>Экшн-игры - жанр, делающий упор на быстроту реакции, координацию и моторные навыки игрока. Отличительной особенностью является динамичный геймплей с упором на физическое взаимодействие с игровым миром:</w:t>
+        <w:t xml:space="preserve">Экшн-игры - жанр, делающий упор на быстроту реакции, координацию и моторные навыки игрока. Отличительной особенностью является </w:t>
+      </w:r>
+      <w:r>
+        <w:rPr>
+          <w:rFonts w:cs="Times New Roman"/>
+          <w:szCs w:val="28"/>
+        </w:rPr>
+        <w:lastRenderedPageBreak/>
+        <w:t>динамичный геймплей с упором на физическое взаимодействие с игровым миром:</w:t>
       </w:r>
     </w:p>
     <w:p>
@@ -3008,7 +3150,6 @@
           <w:rFonts w:cs="Times New Roman"/>
           <w:szCs w:val="28"/>
         </w:rPr>
-        <w:lastRenderedPageBreak/>
         <w:t>Ролевые игры - характеризуются развитой системой прокачки персонажа, глубоким сюжетом и стратегическими элементами:</w:t>
       </w:r>
     </w:p>
@@ -3342,6 +3483,7 @@
           <w:rFonts w:cs="Times New Roman"/>
           <w:szCs w:val="28"/>
         </w:rPr>
+        <w:lastRenderedPageBreak/>
         <w:t>с</w:t>
       </w:r>
       <w:r>
@@ -3597,7 +3739,6 @@
                 <w:color w:val="FFFFFF"/>
                 <w:szCs w:val="28"/>
               </w:rPr>
-              <w:lastRenderedPageBreak/>
               <w:t>Жанр</w:t>
             </w:r>
           </w:p>
@@ -3952,7 +4093,23 @@
                 <w:rFonts w:cs="Times New Roman"/>
                 <w:szCs w:val="28"/>
               </w:rPr>
-              <w:t xml:space="preserve"> Valley, </w:t>
+              <w:t xml:space="preserve"> </w:t>
+            </w:r>
+            <w:proofErr w:type="spellStart"/>
+            <w:r>
+              <w:rPr>
+                <w:rFonts w:cs="Times New Roman"/>
+                <w:szCs w:val="28"/>
+              </w:rPr>
+              <w:t>Valley</w:t>
+            </w:r>
+            <w:proofErr w:type="spellEnd"/>
+            <w:r>
+              <w:rPr>
+                <w:rFonts w:cs="Times New Roman"/>
+                <w:szCs w:val="28"/>
+              </w:rPr>
+              <w:t xml:space="preserve">, </w:t>
             </w:r>
             <w:proofErr w:type="spellStart"/>
             <w:r>
@@ -4260,6 +4417,7 @@
                 <w:rFonts w:cs="Times New Roman"/>
                 <w:szCs w:val="28"/>
               </w:rPr>
+              <w:lastRenderedPageBreak/>
               <w:t>Гибрид (проект)</w:t>
             </w:r>
           </w:p>
@@ -4315,7 +4473,23 @@
                 <w:rFonts w:cs="Times New Roman"/>
                 <w:szCs w:val="28"/>
               </w:rPr>
-              <w:t xml:space="preserve"> Valley + </w:t>
+              <w:t xml:space="preserve"> </w:t>
+            </w:r>
+            <w:proofErr w:type="spellStart"/>
+            <w:r>
+              <w:rPr>
+                <w:rFonts w:cs="Times New Roman"/>
+                <w:szCs w:val="28"/>
+              </w:rPr>
+              <w:t>Valley</w:t>
+            </w:r>
+            <w:proofErr w:type="spellEnd"/>
+            <w:r>
+              <w:rPr>
+                <w:rFonts w:cs="Times New Roman"/>
+                <w:szCs w:val="28"/>
+              </w:rPr>
+              <w:t xml:space="preserve"> + </w:t>
             </w:r>
             <w:proofErr w:type="spellStart"/>
             <w:r>
@@ -4457,12 +4631,21 @@
           <w:szCs w:val="28"/>
         </w:rPr>
       </w:pPr>
-      <w:r>
-        <w:rPr>
-          <w:rFonts w:cs="Times New Roman"/>
-          <w:szCs w:val="28"/>
-        </w:rPr>
-        <w:t xml:space="preserve">Game </w:t>
+      <w:proofErr w:type="spellStart"/>
+      <w:r>
+        <w:rPr>
+          <w:rFonts w:cs="Times New Roman"/>
+          <w:szCs w:val="28"/>
+        </w:rPr>
+        <w:t>Game</w:t>
+      </w:r>
+      <w:proofErr w:type="spellEnd"/>
+      <w:r>
+        <w:rPr>
+          <w:rFonts w:cs="Times New Roman"/>
+          <w:szCs w:val="28"/>
+        </w:rPr>
+        <w:t xml:space="preserve"> </w:t>
       </w:r>
       <w:proofErr w:type="spellStart"/>
       <w:r>
@@ -4524,15 +4707,7 @@
           <w:rFonts w:cs="Times New Roman"/>
           <w:szCs w:val="28"/>
         </w:rPr>
-        <w:t xml:space="preserve">, где каждый объект в сцене состоит из компонентов, определяющих его </w:t>
-      </w:r>
-      <w:r>
-        <w:rPr>
-          <w:rFonts w:cs="Times New Roman"/>
-          <w:szCs w:val="28"/>
-        </w:rPr>
-        <w:lastRenderedPageBreak/>
-        <w:t xml:space="preserve">поведение и характеристики. Схематичное представление архитектуры </w:t>
+        <w:t xml:space="preserve">, где каждый объект в сцене состоит из компонентов, определяющих его поведение и характеристики. Схематичное представление архитектуры </w:t>
       </w:r>
       <w:proofErr w:type="spellStart"/>
       <w:r>
@@ -4566,6 +4741,7 @@
           <w:noProof/>
           <w:szCs w:val="28"/>
         </w:rPr>
+        <w:lastRenderedPageBreak/>
         <w:drawing>
           <wp:inline distT="0" distB="0" distL="0" distR="0" wp14:anchorId="783D46B3" wp14:editId="61CE4BCB">
             <wp:extent cx="3909399" cy="4160881"/>
@@ -4772,7 +4948,6 @@
         <w:rPr>
           <w:rFonts w:cs="Times New Roman"/>
           <w:szCs w:val="28"/>
-          <w:lang w:val="en-US"/>
         </w:rPr>
       </w:pPr>
       <w:proofErr w:type="spellStart"/>
@@ -4960,15 +5135,7 @@
           <w:rFonts w:cs="Times New Roman"/>
           <w:szCs w:val="28"/>
         </w:rPr>
-        <w:t xml:space="preserve"> - сложный механизм управления анимациями персонажа через систему состояний, переходов и параметров. Позволяет </w:t>
-      </w:r>
-      <w:r>
-        <w:rPr>
-          <w:rFonts w:cs="Times New Roman"/>
-          <w:szCs w:val="28"/>
-        </w:rPr>
-        <w:lastRenderedPageBreak/>
-        <w:t>создавать плавные анимации, реагирующие на действия игрока. Схематичное изображение системы анимации представлено на рисунке 3.</w:t>
+        <w:t> - сложный механизм управления анимациями персонажа через систему состояний, переходов и параметров. Позволяет создавать плавные анимации, реагирующие на действия игрока. Схематичное изображение системы анимации представлено на рисунке 3.</w:t>
       </w:r>
     </w:p>
     <w:p>
@@ -5360,12 +5527,37 @@
           <w:szCs w:val="28"/>
         </w:rPr>
       </w:pPr>
-      <w:r>
-        <w:rPr>
-          <w:rFonts w:cs="Times New Roman"/>
-          <w:szCs w:val="28"/>
-        </w:rPr>
-        <w:t xml:space="preserve">Game Manager и </w:t>
+      <w:proofErr w:type="spellStart"/>
+      <w:r>
+        <w:rPr>
+          <w:rFonts w:cs="Times New Roman"/>
+          <w:szCs w:val="28"/>
+        </w:rPr>
+        <w:t>Game</w:t>
+      </w:r>
+      <w:proofErr w:type="spellEnd"/>
+      <w:r>
+        <w:rPr>
+          <w:rFonts w:cs="Times New Roman"/>
+          <w:szCs w:val="28"/>
+        </w:rPr>
+        <w:t xml:space="preserve"> </w:t>
+      </w:r>
+      <w:proofErr w:type="spellStart"/>
+      <w:r>
+        <w:rPr>
+          <w:rFonts w:cs="Times New Roman"/>
+          <w:szCs w:val="28"/>
+        </w:rPr>
+        <w:t>Manager</w:t>
+      </w:r>
+      <w:proofErr w:type="spellEnd"/>
+      <w:r>
+        <w:rPr>
+          <w:rFonts w:cs="Times New Roman"/>
+          <w:szCs w:val="28"/>
+        </w:rPr>
+        <w:t xml:space="preserve"> и </w:t>
       </w:r>
       <w:proofErr w:type="spellStart"/>
       <w:r>
@@ -5381,7 +5573,23 @@
           <w:rFonts w:cs="Times New Roman"/>
           <w:szCs w:val="28"/>
         </w:rPr>
-        <w:t xml:space="preserve"> Management </w:t>
+        <w:t xml:space="preserve"> </w:t>
+      </w:r>
+      <w:proofErr w:type="spellStart"/>
+      <w:r>
+        <w:rPr>
+          <w:rFonts w:cs="Times New Roman"/>
+          <w:szCs w:val="28"/>
+        </w:rPr>
+        <w:t>Management</w:t>
+      </w:r>
+      <w:proofErr w:type="spellEnd"/>
+      <w:r>
+        <w:rPr>
+          <w:rFonts w:cs="Times New Roman"/>
+          <w:szCs w:val="28"/>
+        </w:rPr>
+        <w:t> </w:t>
       </w:r>
       <w:r>
         <w:rPr>
@@ -5411,7 +5619,23 @@
           <w:rFonts w:cs="Times New Roman"/>
           <w:szCs w:val="28"/>
         </w:rPr>
-        <w:t xml:space="preserve"> Management обеспечивает загрузку и выгрузку сцен, сохранение состояния между уровнями.</w:t>
+        <w:t xml:space="preserve"> </w:t>
+      </w:r>
+      <w:proofErr w:type="spellStart"/>
+      <w:r>
+        <w:rPr>
+          <w:rFonts w:cs="Times New Roman"/>
+          <w:szCs w:val="28"/>
+        </w:rPr>
+        <w:t>Management</w:t>
+      </w:r>
+      <w:proofErr w:type="spellEnd"/>
+      <w:r>
+        <w:rPr>
+          <w:rFonts w:cs="Times New Roman"/>
+          <w:szCs w:val="28"/>
+        </w:rPr>
+        <w:t xml:space="preserve"> обеспечивает загрузку и выгрузку сцен, сохранение состояния между уровнями.</w:t>
       </w:r>
     </w:p>
     <w:p>
@@ -5429,7 +5653,6 @@
           <w:rFonts w:cs="Times New Roman"/>
           <w:szCs w:val="28"/>
         </w:rPr>
-        <w:lastRenderedPageBreak/>
         <w:t>UI System </w:t>
       </w:r>
       <w:r>
@@ -5501,6 +5724,7 @@
           <w:rFonts w:cs="Times New Roman"/>
           <w:szCs w:val="28"/>
         </w:rPr>
+        <w:lastRenderedPageBreak/>
         <w:t>Данная архитектура объединяет в себе высокую производительность, модульность и легкость дальнейшей разработки и поддержки проекта</w:t>
       </w:r>
       <w:r>
@@ -5517,11 +5741,11 @@
         <w:spacing w:before="0" w:after="0" w:line="360" w:lineRule="auto"/>
         <w:ind w:firstLine="709"/>
       </w:pPr>
-      <w:bookmarkStart w:id="3" w:name="_Toc226536797"/>
+      <w:bookmarkStart w:id="4" w:name="_Toc226536797"/>
       <w:r>
         <w:t>1.2 Изометрическая проекция в 2D-играх</w:t>
       </w:r>
-      <w:bookmarkEnd w:id="3"/>
+      <w:bookmarkEnd w:id="4"/>
     </w:p>
     <w:p>
       <w:pPr>
@@ -5900,7 +6124,39 @@
           <w:rFonts w:cs="Times New Roman"/>
           <w:szCs w:val="28"/>
         </w:rPr>
-        <w:t xml:space="preserve"> с последующим поворотом на угол 45 </w:t>
+        <w:t xml:space="preserve"> с последующим поворотом на угол 45 градусов по оси Y и 35,26 градусов по оси X. Альтернативный подход — использование 2D-режима с заранее отрисованными изометрическими спрайтами и системой сортировки по оси Z (</w:t>
+      </w:r>
+      <w:proofErr w:type="spellStart"/>
+      <w:r>
+        <w:rPr>
+          <w:rFonts w:cs="Times New Roman"/>
+          <w:szCs w:val="28"/>
+        </w:rPr>
+        <w:t>Sorting</w:t>
+      </w:r>
+      <w:proofErr w:type="spellEnd"/>
+      <w:r>
+        <w:rPr>
+          <w:rFonts w:cs="Times New Roman"/>
+          <w:szCs w:val="28"/>
+        </w:rPr>
+        <w:t xml:space="preserve"> </w:t>
+      </w:r>
+      <w:proofErr w:type="spellStart"/>
+      <w:r>
+        <w:rPr>
+          <w:rFonts w:cs="Times New Roman"/>
+          <w:szCs w:val="28"/>
+        </w:rPr>
+        <w:t>Layer</w:t>
+      </w:r>
+      <w:proofErr w:type="spellEnd"/>
+      <w:r>
+        <w:rPr>
+          <w:rFonts w:cs="Times New Roman"/>
+          <w:szCs w:val="28"/>
+        </w:rPr>
+        <w:t xml:space="preserve">). В данном проекте </w:t>
       </w:r>
       <w:r>
         <w:rPr>
@@ -5908,7 +6164,23 @@
           <w:szCs w:val="28"/>
         </w:rPr>
         <w:lastRenderedPageBreak/>
-        <w:t>градусов по оси Y и 35,26 градусов по оси X. Альтернативный подход — использование 2D-режима с заранее отрисованными изометрическими спрайтами и системой сортировки по оси Z (</w:t>
+        <w:t xml:space="preserve">применяется второй подход: все спрайты создаются в изометрической стилистике в графическом редакторе </w:t>
+      </w:r>
+      <w:proofErr w:type="spellStart"/>
+      <w:r>
+        <w:rPr>
+          <w:rFonts w:cs="Times New Roman"/>
+          <w:szCs w:val="28"/>
+        </w:rPr>
+        <w:t>Aseprite</w:t>
+      </w:r>
+      <w:proofErr w:type="spellEnd"/>
+      <w:r>
+        <w:rPr>
+          <w:rFonts w:cs="Times New Roman"/>
+          <w:szCs w:val="28"/>
+        </w:rPr>
+        <w:t xml:space="preserve">, а корректное наложение обеспечивается через систему </w:t>
       </w:r>
       <w:proofErr w:type="spellStart"/>
       <w:r>
@@ -5924,39 +6196,23 @@
           <w:rFonts w:cs="Times New Roman"/>
           <w:szCs w:val="28"/>
         </w:rPr>
-        <w:t xml:space="preserve"> Layer). В данном проекте применяется второй подход: все спрайты создаются в изометрической стилистике в графическом редакторе </w:t>
-      </w:r>
-      <w:proofErr w:type="spellStart"/>
-      <w:r>
-        <w:rPr>
-          <w:rFonts w:cs="Times New Roman"/>
-          <w:szCs w:val="28"/>
-        </w:rPr>
-        <w:t>Aseprite</w:t>
-      </w:r>
-      <w:proofErr w:type="spellEnd"/>
-      <w:r>
-        <w:rPr>
-          <w:rFonts w:cs="Times New Roman"/>
-          <w:szCs w:val="28"/>
-        </w:rPr>
-        <w:t xml:space="preserve">, а корректное наложение обеспечивается через систему </w:t>
-      </w:r>
-      <w:proofErr w:type="spellStart"/>
-      <w:r>
-        <w:rPr>
-          <w:rFonts w:cs="Times New Roman"/>
-          <w:szCs w:val="28"/>
-        </w:rPr>
-        <w:t>Sorting</w:t>
-      </w:r>
-      <w:proofErr w:type="spellEnd"/>
-      <w:r>
-        <w:rPr>
-          <w:rFonts w:cs="Times New Roman"/>
-          <w:szCs w:val="28"/>
-        </w:rPr>
-        <w:t xml:space="preserve"> Group и </w:t>
+        <w:t xml:space="preserve"> </w:t>
+      </w:r>
+      <w:proofErr w:type="spellStart"/>
+      <w:r>
+        <w:rPr>
+          <w:rFonts w:cs="Times New Roman"/>
+          <w:szCs w:val="28"/>
+        </w:rPr>
+        <w:t>Group</w:t>
+      </w:r>
+      <w:proofErr w:type="spellEnd"/>
+      <w:r>
+        <w:rPr>
+          <w:rFonts w:cs="Times New Roman"/>
+          <w:szCs w:val="28"/>
+        </w:rPr>
+        <w:t xml:space="preserve"> и </w:t>
       </w:r>
       <w:proofErr w:type="spellStart"/>
       <w:r>
@@ -5988,7 +6244,23 @@
           <w:rFonts w:cs="Times New Roman"/>
           <w:szCs w:val="28"/>
         </w:rPr>
-        <w:t xml:space="preserve"> Layer.</w:t>
+        <w:t xml:space="preserve"> </w:t>
+      </w:r>
+      <w:proofErr w:type="spellStart"/>
+      <w:r>
+        <w:rPr>
+          <w:rFonts w:cs="Times New Roman"/>
+          <w:szCs w:val="28"/>
+        </w:rPr>
+        <w:t>Layer</w:t>
+      </w:r>
+      <w:proofErr w:type="spellEnd"/>
+      <w:r>
+        <w:rPr>
+          <w:rFonts w:cs="Times New Roman"/>
+          <w:szCs w:val="28"/>
+        </w:rPr>
+        <w:t>.</w:t>
       </w:r>
     </w:p>
     <w:p>
@@ -5997,7 +6269,7 @@
         <w:spacing w:before="0" w:after="0" w:line="360" w:lineRule="auto"/>
         <w:ind w:firstLine="709"/>
       </w:pPr>
-      <w:bookmarkStart w:id="4" w:name="_Toc226536798"/>
+      <w:bookmarkStart w:id="5" w:name="_Toc226536798"/>
       <w:r>
         <w:t xml:space="preserve">1.3 Компонентно-ориентированная архитектура </w:t>
       </w:r>
@@ -6005,7 +6277,7 @@
       <w:r>
         <w:t>Unity</w:t>
       </w:r>
-      <w:bookmarkEnd w:id="4"/>
+      <w:bookmarkEnd w:id="5"/>
       <w:proofErr w:type="spellEnd"/>
     </w:p>
     <w:p>
@@ -6046,15 +6318,31 @@
           <w:rFonts w:cs="Times New Roman"/>
           <w:szCs w:val="28"/>
         </w:rPr>
-        <w:t>Component</w:t>
-      </w:r>
-      <w:proofErr w:type="spellEnd"/>
-      <w:r>
-        <w:rPr>
-          <w:rFonts w:cs="Times New Roman"/>
-          <w:szCs w:val="28"/>
-        </w:rPr>
-        <w:t>-Based Architecture), которая представляет собой альтернативу традиционному объектно-ориентированному наследованию. В этой модели каждый игровой объект (</w:t>
+        <w:t>Component-Based</w:t>
+      </w:r>
+      <w:proofErr w:type="spellEnd"/>
+      <w:r>
+        <w:rPr>
+          <w:rFonts w:cs="Times New Roman"/>
+          <w:szCs w:val="28"/>
+        </w:rPr>
+        <w:t xml:space="preserve"> </w:t>
+      </w:r>
+      <w:proofErr w:type="spellStart"/>
+      <w:r>
+        <w:rPr>
+          <w:rFonts w:cs="Times New Roman"/>
+          <w:szCs w:val="28"/>
+        </w:rPr>
+        <w:t>Architecture</w:t>
+      </w:r>
+      <w:proofErr w:type="spellEnd"/>
+      <w:r>
+        <w:rPr>
+          <w:rFonts w:cs="Times New Roman"/>
+          <w:szCs w:val="28"/>
+        </w:rPr>
+        <w:t>), которая представляет собой альтернативу традиционному объектно-ориентированному наследованию. В этой модели каждый игровой объект (</w:t>
       </w:r>
       <w:proofErr w:type="spellStart"/>
       <w:r>
@@ -6279,40 +6567,39 @@
         </w:rPr>
         <w:t xml:space="preserve">), </w:t>
       </w:r>
-      <w:proofErr w:type="gramStart"/>
-      <w:r>
-        <w:rPr>
-          <w:rFonts w:cs="Times New Roman"/>
-          <w:szCs w:val="28"/>
-        </w:rPr>
-        <w:t>Start(</w:t>
-      </w:r>
-      <w:proofErr w:type="gramEnd"/>
-      <w:r>
-        <w:rPr>
-          <w:rFonts w:cs="Times New Roman"/>
-          <w:szCs w:val="28"/>
-        </w:rPr>
-        <w:t xml:space="preserve">), </w:t>
-      </w:r>
-      <w:proofErr w:type="gramStart"/>
-      <w:r>
-        <w:rPr>
-          <w:rFonts w:cs="Times New Roman"/>
-          <w:szCs w:val="28"/>
-        </w:rPr>
-        <w:t>Update(</w:t>
-      </w:r>
-      <w:proofErr w:type="gramEnd"/>
-      <w:r>
-        <w:rPr>
-          <w:rFonts w:cs="Times New Roman"/>
-          <w:szCs w:val="28"/>
-        </w:rPr>
-        <w:t xml:space="preserve">), </w:t>
-      </w:r>
-      <w:proofErr w:type="spellStart"/>
-      <w:proofErr w:type="gramStart"/>
+      <w:proofErr w:type="spellStart"/>
+      <w:r>
+        <w:rPr>
+          <w:rFonts w:cs="Times New Roman"/>
+          <w:szCs w:val="28"/>
+        </w:rPr>
+        <w:t>Start</w:t>
+      </w:r>
+      <w:proofErr w:type="spellEnd"/>
+      <w:r>
+        <w:rPr>
+          <w:rFonts w:cs="Times New Roman"/>
+          <w:szCs w:val="28"/>
+        </w:rPr>
+        <w:t xml:space="preserve">(), </w:t>
+      </w:r>
+      <w:proofErr w:type="spellStart"/>
+      <w:r>
+        <w:rPr>
+          <w:rFonts w:cs="Times New Roman"/>
+          <w:szCs w:val="28"/>
+        </w:rPr>
+        <w:t>Update</w:t>
+      </w:r>
+      <w:proofErr w:type="spellEnd"/>
+      <w:r>
+        <w:rPr>
+          <w:rFonts w:cs="Times New Roman"/>
+          <w:szCs w:val="28"/>
+        </w:rPr>
+        <w:t xml:space="preserve">(), </w:t>
+      </w:r>
+      <w:proofErr w:type="spellStart"/>
       <w:r>
         <w:rPr>
           <w:rFonts w:cs="Times New Roman"/>
@@ -6326,18 +6613,9 @@
           <w:rFonts w:cs="Times New Roman"/>
           <w:szCs w:val="28"/>
         </w:rPr>
-        <w:t>(</w:t>
-      </w:r>
-      <w:proofErr w:type="gramEnd"/>
-      <w:r>
-        <w:rPr>
-          <w:rFonts w:cs="Times New Roman"/>
-          <w:szCs w:val="28"/>
-        </w:rPr>
-        <w:t xml:space="preserve">), </w:t>
-      </w:r>
-      <w:proofErr w:type="spellStart"/>
-      <w:proofErr w:type="gramStart"/>
+        <w:t xml:space="preserve">(), </w:t>
+      </w:r>
+      <w:proofErr w:type="spellStart"/>
       <w:r>
         <w:rPr>
           <w:rFonts w:cs="Times New Roman"/>
@@ -6351,15 +6629,7 @@
           <w:rFonts w:cs="Times New Roman"/>
           <w:szCs w:val="28"/>
         </w:rPr>
-        <w:t>(</w:t>
-      </w:r>
-      <w:proofErr w:type="gramEnd"/>
-      <w:r>
-        <w:rPr>
-          <w:rFonts w:cs="Times New Roman"/>
-          <w:szCs w:val="28"/>
-        </w:rPr>
-        <w:t>) и другие</w:t>
+        <w:t>() и другие</w:t>
       </w:r>
       <w:r>
         <w:rPr>
@@ -6440,7 +6710,6 @@
         <w:t xml:space="preserve">), </w:t>
       </w:r>
       <w:proofErr w:type="spellStart"/>
-      <w:proofErr w:type="gramStart"/>
       <w:r>
         <w:rPr>
           <w:rFonts w:cs="Times New Roman"/>
@@ -6454,15 +6723,7 @@
           <w:rFonts w:cs="Times New Roman"/>
           <w:szCs w:val="28"/>
         </w:rPr>
-        <w:t>(</w:t>
-      </w:r>
-      <w:proofErr w:type="gramEnd"/>
-      <w:r>
-        <w:rPr>
-          <w:rFonts w:cs="Times New Roman"/>
-          <w:szCs w:val="28"/>
-        </w:rPr>
-        <w:t xml:space="preserve">) и систему событий </w:t>
+        <w:t xml:space="preserve">() и систему событий </w:t>
       </w:r>
       <w:proofErr w:type="spellStart"/>
       <w:r>
@@ -6650,7 +6911,6 @@
                 <w:color w:val="FFFFFF"/>
                 <w:szCs w:val="28"/>
               </w:rPr>
-              <w:lastRenderedPageBreak/>
               <w:t>Компонент</w:t>
             </w:r>
           </w:p>
@@ -6726,6 +6986,7 @@
                 <w:rFonts w:cs="Times New Roman"/>
                 <w:szCs w:val="28"/>
               </w:rPr>
+              <w:lastRenderedPageBreak/>
               <w:t>Transform</w:t>
             </w:r>
             <w:proofErr w:type="spellEnd"/>
@@ -7468,9 +7729,8 @@
         <w:spacing w:before="0" w:after="0" w:line="360" w:lineRule="auto"/>
         <w:ind w:firstLine="709"/>
       </w:pPr>
-      <w:bookmarkStart w:id="5" w:name="_Toc226536799"/>
-      <w:r>
-        <w:lastRenderedPageBreak/>
+      <w:bookmarkStart w:id="6" w:name="_Toc226536799"/>
+      <w:r>
         <w:t xml:space="preserve">1.4 Система </w:t>
       </w:r>
       <w:proofErr w:type="spellStart"/>
@@ -7481,7 +7741,7 @@
       <w:r>
         <w:t xml:space="preserve"> для управления данными</w:t>
       </w:r>
-      <w:bookmarkEnd w:id="5"/>
+      <w:bookmarkEnd w:id="6"/>
     </w:p>
     <w:p>
       <w:pPr>
@@ -7569,6 +7829,7 @@
           <w:rFonts w:cs="Times New Roman"/>
           <w:szCs w:val="28"/>
         </w:rPr>
+        <w:lastRenderedPageBreak/>
         <w:t>MonoBehaviour</w:t>
       </w:r>
       <w:proofErr w:type="spellEnd"/>
@@ -7765,12 +8026,21 @@
           <w:szCs w:val="28"/>
         </w:rPr>
       </w:pPr>
-      <w:r>
-        <w:rPr>
-          <w:rFonts w:cs="Times New Roman"/>
-          <w:szCs w:val="28"/>
-        </w:rPr>
-        <w:t xml:space="preserve">Переиспользование </w:t>
+      <w:proofErr w:type="spellStart"/>
+      <w:r>
+        <w:rPr>
+          <w:rFonts w:cs="Times New Roman"/>
+          <w:szCs w:val="28"/>
+        </w:rPr>
+        <w:t>Переиспользование</w:t>
+      </w:r>
+      <w:proofErr w:type="spellEnd"/>
+      <w:r>
+        <w:rPr>
+          <w:rFonts w:cs="Times New Roman"/>
+          <w:szCs w:val="28"/>
+        </w:rPr>
+        <w:t xml:space="preserve"> </w:t>
       </w:r>
       <w:r>
         <w:rPr>
@@ -8005,7 +8275,39 @@
           <w:rFonts w:cs="Times New Roman"/>
           <w:szCs w:val="28"/>
         </w:rPr>
-        <w:t>, Tool, Food), его действие (</w:t>
+        <w:t xml:space="preserve">, </w:t>
+      </w:r>
+      <w:proofErr w:type="spellStart"/>
+      <w:r>
+        <w:rPr>
+          <w:rFonts w:cs="Times New Roman"/>
+          <w:szCs w:val="28"/>
+        </w:rPr>
+        <w:t>Tool</w:t>
+      </w:r>
+      <w:proofErr w:type="spellEnd"/>
+      <w:r>
+        <w:rPr>
+          <w:rFonts w:cs="Times New Roman"/>
+          <w:szCs w:val="28"/>
+        </w:rPr>
+        <w:t xml:space="preserve">, </w:t>
+      </w:r>
+      <w:proofErr w:type="spellStart"/>
+      <w:r>
+        <w:rPr>
+          <w:rFonts w:cs="Times New Roman"/>
+          <w:szCs w:val="28"/>
+        </w:rPr>
+        <w:t>Food</w:t>
+      </w:r>
+      <w:proofErr w:type="spellEnd"/>
+      <w:r>
+        <w:rPr>
+          <w:rFonts w:cs="Times New Roman"/>
+          <w:szCs w:val="28"/>
+        </w:rPr>
+        <w:t>), его действие (</w:t>
       </w:r>
       <w:proofErr w:type="spellStart"/>
       <w:r>
@@ -8516,7 +8818,6 @@
                 <w:rFonts w:cs="Times New Roman"/>
                 <w:szCs w:val="28"/>
               </w:rPr>
-              <w:lastRenderedPageBreak/>
               <w:t>Docka</w:t>
             </w:r>
             <w:proofErr w:type="spellEnd"/>
@@ -8768,6 +9069,7 @@
                 <w:rFonts w:cs="Times New Roman"/>
                 <w:szCs w:val="28"/>
               </w:rPr>
+              <w:lastRenderedPageBreak/>
               <w:t>PickAxe</w:t>
             </w:r>
             <w:proofErr w:type="spellEnd"/>
@@ -9452,7 +9754,23 @@
                 <w:rFonts w:cs="Times New Roman"/>
                 <w:szCs w:val="28"/>
               </w:rPr>
-              <w:t>Пусто / Wood / Пусто</w:t>
+              <w:t xml:space="preserve">Пусто / </w:t>
+            </w:r>
+            <w:proofErr w:type="spellStart"/>
+            <w:r>
+              <w:rPr>
+                <w:rFonts w:cs="Times New Roman"/>
+                <w:szCs w:val="28"/>
+              </w:rPr>
+              <w:t>Wood</w:t>
+            </w:r>
+            <w:proofErr w:type="spellEnd"/>
+            <w:r>
+              <w:rPr>
+                <w:rFonts w:cs="Times New Roman"/>
+                <w:szCs w:val="28"/>
+              </w:rPr>
+              <w:t xml:space="preserve"> / Пусто</w:t>
             </w:r>
             <w:r>
               <w:rPr>
@@ -9596,20 +9914,54 @@
                 <w:szCs w:val="28"/>
               </w:rPr>
             </w:pPr>
-            <w:r>
-              <w:rPr>
-                <w:rFonts w:cs="Times New Roman"/>
-                <w:szCs w:val="28"/>
-              </w:rPr>
-              <w:t>Stone / Пусто / Stone</w:t>
-            </w:r>
+            <w:proofErr w:type="spellStart"/>
+            <w:r>
+              <w:rPr>
+                <w:rFonts w:cs="Times New Roman"/>
+                <w:szCs w:val="28"/>
+              </w:rPr>
+              <w:t>Stone</w:t>
+            </w:r>
+            <w:proofErr w:type="spellEnd"/>
+            <w:r>
+              <w:rPr>
+                <w:rFonts w:cs="Times New Roman"/>
+                <w:szCs w:val="28"/>
+              </w:rPr>
+              <w:t xml:space="preserve"> / Пусто / </w:t>
+            </w:r>
+            <w:proofErr w:type="spellStart"/>
+            <w:r>
+              <w:rPr>
+                <w:rFonts w:cs="Times New Roman"/>
+                <w:szCs w:val="28"/>
+              </w:rPr>
+              <w:t>Stone</w:t>
+            </w:r>
+            <w:proofErr w:type="spellEnd"/>
             <w:r>
               <w:rPr>
                 <w:rFonts w:cs="Times New Roman"/>
                 <w:szCs w:val="28"/>
               </w:rPr>
               <w:br/>
-              <w:t>Пусто / Wood / Пусто</w:t>
+              <w:t xml:space="preserve">Пусто / </w:t>
+            </w:r>
+            <w:proofErr w:type="spellStart"/>
+            <w:r>
+              <w:rPr>
+                <w:rFonts w:cs="Times New Roman"/>
+                <w:szCs w:val="28"/>
+              </w:rPr>
+              <w:t>Wood</w:t>
+            </w:r>
+            <w:proofErr w:type="spellEnd"/>
+            <w:r>
+              <w:rPr>
+                <w:rFonts w:cs="Times New Roman"/>
+                <w:szCs w:val="28"/>
+              </w:rPr>
+              <w:t xml:space="preserve"> / Пусто</w:t>
             </w:r>
             <w:r>
               <w:rPr>
@@ -9632,7 +9984,23 @@
                 <w:rFonts w:cs="Times New Roman"/>
                 <w:szCs w:val="28"/>
               </w:rPr>
-              <w:t xml:space="preserve"> / Wood / Пусто</w:t>
+              <w:t xml:space="preserve"> / </w:t>
+            </w:r>
+            <w:proofErr w:type="spellStart"/>
+            <w:r>
+              <w:rPr>
+                <w:rFonts w:cs="Times New Roman"/>
+                <w:szCs w:val="28"/>
+              </w:rPr>
+              <w:t>Wood</w:t>
+            </w:r>
+            <w:proofErr w:type="spellEnd"/>
+            <w:r>
+              <w:rPr>
+                <w:rFonts w:cs="Times New Roman"/>
+                <w:szCs w:val="28"/>
+              </w:rPr>
+              <w:t xml:space="preserve"> / Пусто</w:t>
             </w:r>
           </w:p>
         </w:tc>
@@ -9712,7 +10080,6 @@
                 <w:rFonts w:cs="Times New Roman"/>
                 <w:szCs w:val="28"/>
               </w:rPr>
-              <w:lastRenderedPageBreak/>
               <w:t>Recipe_StoneAxe</w:t>
             </w:r>
             <w:proofErr w:type="spellEnd"/>
@@ -9784,6 +10151,7 @@
                 <w:rFonts w:cs="Times New Roman"/>
                 <w:szCs w:val="28"/>
               </w:rPr>
+              <w:lastRenderedPageBreak/>
               <w:t>Пусто</w:t>
             </w:r>
             <w:proofErr w:type="spellEnd"/>
@@ -9823,6 +10191,7 @@
                 <w:rFonts w:cs="Times New Roman"/>
                 <w:szCs w:val="28"/>
               </w:rPr>
+              <w:lastRenderedPageBreak/>
               <w:t>Axe</w:t>
             </w:r>
             <w:proofErr w:type="spellEnd"/>
@@ -9906,23 +10275,39 @@
           <w:rFonts w:cs="Times New Roman"/>
           <w:szCs w:val="28"/>
         </w:rPr>
-        <w:t xml:space="preserve"> соответствует паттерну проектирования Data-</w:t>
-      </w:r>
-      <w:proofErr w:type="spellStart"/>
-      <w:r>
-        <w:rPr>
-          <w:rFonts w:cs="Times New Roman"/>
-          <w:szCs w:val="28"/>
-        </w:rPr>
-        <w:t>Oriented</w:t>
-      </w:r>
-      <w:proofErr w:type="spellEnd"/>
-      <w:r>
-        <w:rPr>
-          <w:rFonts w:cs="Times New Roman"/>
-          <w:szCs w:val="28"/>
-        </w:rPr>
-        <w:t xml:space="preserve"> Design, при котором данные вынесены отдельно от логики обработки. Это позволяет геймдизайнерам балансировать игровые параметры (количество ресурсов в рецептах, характеристики предметов) без вмешательства программиста.</w:t>
+        <w:t xml:space="preserve"> соответствует паттерну проектирования </w:t>
+      </w:r>
+      <w:proofErr w:type="spellStart"/>
+      <w:r>
+        <w:rPr>
+          <w:rFonts w:cs="Times New Roman"/>
+          <w:szCs w:val="28"/>
+        </w:rPr>
+        <w:t>Data-Oriented</w:t>
+      </w:r>
+      <w:proofErr w:type="spellEnd"/>
+      <w:r>
+        <w:rPr>
+          <w:rFonts w:cs="Times New Roman"/>
+          <w:szCs w:val="28"/>
+        </w:rPr>
+        <w:t xml:space="preserve"> </w:t>
+      </w:r>
+      <w:proofErr w:type="spellStart"/>
+      <w:r>
+        <w:rPr>
+          <w:rFonts w:cs="Times New Roman"/>
+          <w:szCs w:val="28"/>
+        </w:rPr>
+        <w:t>Design</w:t>
+      </w:r>
+      <w:proofErr w:type="spellEnd"/>
+      <w:r>
+        <w:rPr>
+          <w:rFonts w:cs="Times New Roman"/>
+          <w:szCs w:val="28"/>
+        </w:rPr>
+        <w:t>, при котором данные вынесены отдельно от логики обработки. Это позволяет геймдизайнерам балансировать игровые параметры (количество ресурсов в рецептах, характеристики предметов) без вмешательства программиста.</w:t>
       </w:r>
     </w:p>
     <w:p>
@@ -9931,9 +10316,17 @@
         <w:spacing w:before="0" w:after="0" w:line="360" w:lineRule="auto"/>
         <w:ind w:firstLine="709"/>
       </w:pPr>
-      <w:bookmarkStart w:id="6" w:name="_Toc226536800"/>
-      <w:r>
-        <w:t xml:space="preserve">1.5 Система ввода New </w:t>
+      <w:bookmarkStart w:id="7" w:name="_Toc226536800"/>
+      <w:r>
+        <w:t xml:space="preserve">1.5 Система ввода </w:t>
+      </w:r>
+      <w:proofErr w:type="spellStart"/>
+      <w:r>
+        <w:t>New</w:t>
+      </w:r>
+      <w:proofErr w:type="spellEnd"/>
+      <w:r>
+        <w:t xml:space="preserve"> </w:t>
       </w:r>
       <w:proofErr w:type="spellStart"/>
       <w:r>
@@ -9941,9 +10334,14 @@
       </w:r>
       <w:proofErr w:type="spellEnd"/>
       <w:r>
-        <w:t xml:space="preserve"> System</w:t>
-      </w:r>
-      <w:bookmarkEnd w:id="6"/>
+        <w:t xml:space="preserve"> </w:t>
+      </w:r>
+      <w:proofErr w:type="spellStart"/>
+      <w:r>
+        <w:t>System</w:t>
+      </w:r>
+      <w:bookmarkEnd w:id="7"/>
+      <w:proofErr w:type="spellEnd"/>
     </w:p>
     <w:p>
       <w:pPr>
@@ -9954,12 +10352,21 @@
           <w:szCs w:val="28"/>
         </w:rPr>
       </w:pPr>
-      <w:r>
-        <w:rPr>
-          <w:rFonts w:cs="Times New Roman"/>
-          <w:szCs w:val="28"/>
-        </w:rPr>
-        <w:t xml:space="preserve">New </w:t>
+      <w:proofErr w:type="spellStart"/>
+      <w:r>
+        <w:rPr>
+          <w:rFonts w:cs="Times New Roman"/>
+          <w:szCs w:val="28"/>
+        </w:rPr>
+        <w:t>New</w:t>
+      </w:r>
+      <w:proofErr w:type="spellEnd"/>
+      <w:r>
+        <w:rPr>
+          <w:rFonts w:cs="Times New Roman"/>
+          <w:szCs w:val="28"/>
+        </w:rPr>
+        <w:t xml:space="preserve"> </w:t>
       </w:r>
       <w:proofErr w:type="spellStart"/>
       <w:r>
@@ -9975,7 +10382,23 @@
           <w:rFonts w:cs="Times New Roman"/>
           <w:szCs w:val="28"/>
         </w:rPr>
-        <w:t xml:space="preserve"> System </w:t>
+        <w:t xml:space="preserve"> </w:t>
+      </w:r>
+      <w:proofErr w:type="spellStart"/>
+      <w:r>
+        <w:rPr>
+          <w:rFonts w:cs="Times New Roman"/>
+          <w:szCs w:val="28"/>
+        </w:rPr>
+        <w:t>System</w:t>
+      </w:r>
+      <w:proofErr w:type="spellEnd"/>
+      <w:r>
+        <w:rPr>
+          <w:rFonts w:cs="Times New Roman"/>
+          <w:szCs w:val="28"/>
+        </w:rPr>
+        <w:t xml:space="preserve"> </w:t>
       </w:r>
       <w:proofErr w:type="gramStart"/>
       <w:r>
@@ -10030,7 +10453,23 @@
           <w:rFonts w:cs="Times New Roman"/>
           <w:szCs w:val="28"/>
         </w:rPr>
-        <w:t xml:space="preserve"> Manager. Она основана на событийной модели и предоставляет декларативный подход к настройке элементов управления через систему Action Maps.</w:t>
+        <w:t xml:space="preserve"> </w:t>
+      </w:r>
+      <w:proofErr w:type="spellStart"/>
+      <w:r>
+        <w:rPr>
+          <w:rFonts w:cs="Times New Roman"/>
+          <w:szCs w:val="28"/>
+        </w:rPr>
+        <w:t>Manager</w:t>
+      </w:r>
+      <w:proofErr w:type="spellEnd"/>
+      <w:r>
+        <w:rPr>
+          <w:rFonts w:cs="Times New Roman"/>
+          <w:szCs w:val="28"/>
+        </w:rPr>
+        <w:t>. Она основана на событийной модели и предоставляет декларативный подход к настройке элементов управления через систему Action Maps.</w:t>
       </w:r>
     </w:p>
     <w:p>
@@ -10047,7 +10486,23 @@
           <w:rFonts w:cs="Times New Roman"/>
           <w:szCs w:val="28"/>
         </w:rPr>
-        <w:t xml:space="preserve">Ключевые особенности New </w:t>
+        <w:t xml:space="preserve">Ключевые особенности </w:t>
+      </w:r>
+      <w:proofErr w:type="spellStart"/>
+      <w:r>
+        <w:rPr>
+          <w:rFonts w:cs="Times New Roman"/>
+          <w:szCs w:val="28"/>
+        </w:rPr>
+        <w:t>New</w:t>
+      </w:r>
+      <w:proofErr w:type="spellEnd"/>
+      <w:r>
+        <w:rPr>
+          <w:rFonts w:cs="Times New Roman"/>
+          <w:szCs w:val="28"/>
+        </w:rPr>
+        <w:t xml:space="preserve"> </w:t>
       </w:r>
       <w:proofErr w:type="spellStart"/>
       <w:r>
@@ -10063,7 +10518,23 @@
           <w:rFonts w:cs="Times New Roman"/>
           <w:szCs w:val="28"/>
         </w:rPr>
-        <w:t xml:space="preserve"> System:</w:t>
+        <w:t xml:space="preserve"> </w:t>
+      </w:r>
+      <w:proofErr w:type="spellStart"/>
+      <w:r>
+        <w:rPr>
+          <w:rFonts w:cs="Times New Roman"/>
+          <w:szCs w:val="28"/>
+        </w:rPr>
+        <w:t>System</w:t>
+      </w:r>
+      <w:proofErr w:type="spellEnd"/>
+      <w:r>
+        <w:rPr>
+          <w:rFonts w:cs="Times New Roman"/>
+          <w:szCs w:val="28"/>
+        </w:rPr>
+        <w:t>:</w:t>
       </w:r>
     </w:p>
     <w:p>
@@ -10102,7 +10573,23 @@
           <w:rFonts w:cs="Times New Roman"/>
           <w:szCs w:val="28"/>
         </w:rPr>
-        <w:t xml:space="preserve"> логическое группирование действий (Player, UI, </w:t>
+        <w:t xml:space="preserve"> логическое группирование действий (</w:t>
+      </w:r>
+      <w:proofErr w:type="spellStart"/>
+      <w:r>
+        <w:rPr>
+          <w:rFonts w:cs="Times New Roman"/>
+          <w:szCs w:val="28"/>
+        </w:rPr>
+        <w:t>Player</w:t>
+      </w:r>
+      <w:proofErr w:type="spellEnd"/>
+      <w:r>
+        <w:rPr>
+          <w:rFonts w:cs="Times New Roman"/>
+          <w:szCs w:val="28"/>
+        </w:rPr>
+        <w:t xml:space="preserve">, UI, </w:t>
       </w:r>
       <w:proofErr w:type="spellStart"/>
       <w:r>
@@ -10337,7 +10824,23 @@
           <w:rFonts w:cs="Times New Roman"/>
           <w:szCs w:val="28"/>
         </w:rPr>
-        <w:t xml:space="preserve">В проекте New </w:t>
+        <w:t xml:space="preserve">В проекте </w:t>
+      </w:r>
+      <w:proofErr w:type="spellStart"/>
+      <w:r>
+        <w:rPr>
+          <w:rFonts w:cs="Times New Roman"/>
+          <w:szCs w:val="28"/>
+        </w:rPr>
+        <w:t>New</w:t>
+      </w:r>
+      <w:proofErr w:type="spellEnd"/>
+      <w:r>
+        <w:rPr>
+          <w:rFonts w:cs="Times New Roman"/>
+          <w:szCs w:val="28"/>
+        </w:rPr>
+        <w:t xml:space="preserve"> </w:t>
       </w:r>
       <w:proofErr w:type="spellStart"/>
       <w:r>
@@ -10353,7 +10856,23 @@
           <w:rFonts w:cs="Times New Roman"/>
           <w:szCs w:val="28"/>
         </w:rPr>
-        <w:t xml:space="preserve"> System используется для управления перемещением персонажа (клавиши WASD). Автоматически сгенерированный класс </w:t>
+        <w:t xml:space="preserve"> </w:t>
+      </w:r>
+      <w:proofErr w:type="spellStart"/>
+      <w:r>
+        <w:rPr>
+          <w:rFonts w:cs="Times New Roman"/>
+          <w:szCs w:val="28"/>
+        </w:rPr>
+        <w:t>System</w:t>
+      </w:r>
+      <w:proofErr w:type="spellEnd"/>
+      <w:r>
+        <w:rPr>
+          <w:rFonts w:cs="Times New Roman"/>
+          <w:szCs w:val="28"/>
+        </w:rPr>
+        <w:t xml:space="preserve"> используется для управления перемещением персонажа (клавиши WASD). Автоматически сгенерированный класс </w:t>
       </w:r>
       <w:proofErr w:type="spellStart"/>
       <w:r>
@@ -10385,15 +10904,7 @@
           <w:rFonts w:cs="Times New Roman"/>
           <w:szCs w:val="28"/>
         </w:rPr>
-        <w:t xml:space="preserve"> интерфейс для привязки </w:t>
-      </w:r>
-      <w:r>
-        <w:rPr>
-          <w:rFonts w:cs="Times New Roman"/>
-          <w:szCs w:val="28"/>
-        </w:rPr>
-        <w:lastRenderedPageBreak/>
-        <w:t xml:space="preserve">событий ввода к методам контроллера игрока. Это обеспечивает более чистую архитектуру по сравнению с традиционным подходом </w:t>
+        <w:t xml:space="preserve"> интерфейс для привязки событий ввода к методам контроллера игрока. Это обеспечивает более чистую архитектуру по сравнению с традиционным подходом </w:t>
       </w:r>
       <w:proofErr w:type="spellStart"/>
       <w:r>
@@ -10418,11 +10929,12 @@
         <w:spacing w:before="0" w:after="0" w:line="360" w:lineRule="auto"/>
         <w:ind w:firstLine="709"/>
       </w:pPr>
-      <w:bookmarkStart w:id="7" w:name="_Toc226536801"/>
-      <w:r>
+      <w:bookmarkStart w:id="8" w:name="_Toc226536801"/>
+      <w:r>
+        <w:lastRenderedPageBreak/>
         <w:t>1.6 Навигация и искусственный интеллект в 2D</w:t>
       </w:r>
-      <w:bookmarkEnd w:id="7"/>
+      <w:bookmarkEnd w:id="8"/>
     </w:p>
     <w:p>
       <w:pPr>
@@ -10620,7 +11132,23 @@
           <w:rFonts w:cs="Times New Roman"/>
           <w:szCs w:val="28"/>
         </w:rPr>
-        <w:t xml:space="preserve"> кастомной библиотеки, которая проецирует навигационную сетку на плоскость XY. Компонент NavMeshAgent2D обеспечивает перемещение объектов по рассчитанному пути с обходом препятствий.</w:t>
+        <w:t xml:space="preserve"> </w:t>
+      </w:r>
+      <w:proofErr w:type="spellStart"/>
+      <w:r>
+        <w:rPr>
+          <w:rFonts w:cs="Times New Roman"/>
+          <w:szCs w:val="28"/>
+        </w:rPr>
+        <w:t>кастомной</w:t>
+      </w:r>
+      <w:proofErr w:type="spellEnd"/>
+      <w:r>
+        <w:rPr>
+          <w:rFonts w:cs="Times New Roman"/>
+          <w:szCs w:val="28"/>
+        </w:rPr>
+        <w:t xml:space="preserve"> библиотеки, которая проецирует навигационную сетку на плоскость XY. Компонент NavMeshAgent2D обеспечивает перемещение объектов по рассчитанному пути с обходом препятствий.</w:t>
       </w:r>
     </w:p>
     <w:p>
@@ -10717,7 +11245,39 @@
           <w:rFonts w:cs="Times New Roman"/>
           <w:szCs w:val="28"/>
         </w:rPr>
-        <w:t xml:space="preserve"> State Machine) управляет переходами между состояниями </w:t>
+        <w:t xml:space="preserve"> </w:t>
+      </w:r>
+      <w:proofErr w:type="spellStart"/>
+      <w:r>
+        <w:rPr>
+          <w:rFonts w:cs="Times New Roman"/>
+          <w:szCs w:val="28"/>
+        </w:rPr>
+        <w:t>State</w:t>
+      </w:r>
+      <w:proofErr w:type="spellEnd"/>
+      <w:r>
+        <w:rPr>
+          <w:rFonts w:cs="Times New Roman"/>
+          <w:szCs w:val="28"/>
+        </w:rPr>
+        <w:t xml:space="preserve"> </w:t>
+      </w:r>
+      <w:proofErr w:type="spellStart"/>
+      <w:r>
+        <w:rPr>
+          <w:rFonts w:cs="Times New Roman"/>
+          <w:szCs w:val="28"/>
+        </w:rPr>
+        <w:t>Machine</w:t>
+      </w:r>
+      <w:proofErr w:type="spellEnd"/>
+      <w:r>
+        <w:rPr>
+          <w:rFonts w:cs="Times New Roman"/>
+          <w:szCs w:val="28"/>
+        </w:rPr>
+        <w:t xml:space="preserve">) управляет переходами между состояниями </w:t>
       </w:r>
       <w:proofErr w:type="spellStart"/>
       <w:r>
@@ -10758,11 +11318,11 @@
         <w:spacing w:before="0" w:after="0" w:line="360" w:lineRule="auto"/>
         <w:ind w:firstLine="709"/>
       </w:pPr>
-      <w:bookmarkStart w:id="8" w:name="_Toc226536802"/>
+      <w:bookmarkStart w:id="9" w:name="_Toc226536802"/>
       <w:r>
         <w:t>1.7 Системы физики и обнаружения столкновений</w:t>
       </w:r>
-      <w:bookmarkEnd w:id="8"/>
+      <w:bookmarkEnd w:id="9"/>
     </w:p>
     <w:p>
       <w:pPr>
@@ -10826,7 +11386,23 @@
           <w:rFonts w:cs="Times New Roman"/>
           <w:szCs w:val="28"/>
         </w:rPr>
-        <w:t xml:space="preserve"> компонент, добавляющий объекту физические свойства: массу, скорость, гравитацию, силы. Поддерживает три типа кинематики: Dynamic (подвержен физике), </w:t>
+        <w:t xml:space="preserve"> компонент, добавляющий объекту физические свойства: массу, скорость, гравитацию, силы. Поддерживает три типа кинематики: </w:t>
+      </w:r>
+      <w:proofErr w:type="spellStart"/>
+      <w:r>
+        <w:rPr>
+          <w:rFonts w:cs="Times New Roman"/>
+          <w:szCs w:val="28"/>
+        </w:rPr>
+        <w:t>Dynamic</w:t>
+      </w:r>
+      <w:proofErr w:type="spellEnd"/>
+      <w:r>
+        <w:rPr>
+          <w:rFonts w:cs="Times New Roman"/>
+          <w:szCs w:val="28"/>
+        </w:rPr>
+        <w:t xml:space="preserve"> (подвержен физике), </w:t>
       </w:r>
       <w:proofErr w:type="spellStart"/>
       <w:r>
@@ -10906,7 +11482,6 @@
           <w:rFonts w:cs="Times New Roman"/>
           <w:szCs w:val="28"/>
         </w:rPr>
-        <w:lastRenderedPageBreak/>
         <w:t xml:space="preserve">Collider2D </w:t>
       </w:r>
       <w:r>
@@ -10954,6 +11529,7 @@
           <w:rFonts w:cs="Times New Roman"/>
           <w:szCs w:val="28"/>
         </w:rPr>
+        <w:lastRenderedPageBreak/>
         <w:t>Trigger</w:t>
       </w:r>
       <w:proofErr w:type="spellEnd"/>
@@ -11813,15 +12389,7 @@
           <w:rFonts w:cs="Times New Roman"/>
           <w:szCs w:val="28"/>
         </w:rPr>
-        <w:t xml:space="preserve">В проекте система физики 2D обеспечивает перемещение персонажа (Rigidbody2D с типом Dynamic), обнаружение столкновений с препятствиями </w:t>
-      </w:r>
-      <w:r>
-        <w:rPr>
-          <w:rFonts w:cs="Times New Roman"/>
-          <w:szCs w:val="28"/>
-        </w:rPr>
-        <w:lastRenderedPageBreak/>
-        <w:t>(BoxCollider2D), подбор предметов через триггеры (</w:t>
+        <w:t>В проекте система физики 2D обеспечивает перемещение персонажа (Rigidbody2D с типом Dynamic), обнаружение столкновений с препятствиями (BoxCollider2D), подбор предметов через триггеры (</w:t>
       </w:r>
       <w:proofErr w:type="spellStart"/>
       <w:r>
@@ -11894,15 +12462,16 @@
         <w:spacing w:before="0" w:after="0" w:line="360" w:lineRule="auto"/>
         <w:ind w:firstLine="709"/>
       </w:pPr>
-      <w:bookmarkStart w:id="9" w:name="_Toc226536803"/>
-      <w:r>
+      <w:bookmarkStart w:id="10" w:name="_Toc226536803"/>
+      <w:r>
+        <w:lastRenderedPageBreak/>
         <w:t xml:space="preserve">1.8 Анимационная система </w:t>
       </w:r>
       <w:proofErr w:type="spellStart"/>
       <w:r>
         <w:t>Unity</w:t>
       </w:r>
-      <w:bookmarkEnd w:id="9"/>
+      <w:bookmarkEnd w:id="10"/>
       <w:proofErr w:type="spellEnd"/>
     </w:p>
     <w:p>
@@ -11974,7 +12543,39 @@
           <w:rFonts w:cs="Times New Roman"/>
           <w:szCs w:val="28"/>
         </w:rPr>
-        <w:t xml:space="preserve"> State Machine). Ключевые элементы системы:</w:t>
+        <w:t xml:space="preserve"> </w:t>
+      </w:r>
+      <w:proofErr w:type="spellStart"/>
+      <w:r>
+        <w:rPr>
+          <w:rFonts w:cs="Times New Roman"/>
+          <w:szCs w:val="28"/>
+        </w:rPr>
+        <w:t>State</w:t>
+      </w:r>
+      <w:proofErr w:type="spellEnd"/>
+      <w:r>
+        <w:rPr>
+          <w:rFonts w:cs="Times New Roman"/>
+          <w:szCs w:val="28"/>
+        </w:rPr>
+        <w:t xml:space="preserve"> </w:t>
+      </w:r>
+      <w:proofErr w:type="spellStart"/>
+      <w:r>
+        <w:rPr>
+          <w:rFonts w:cs="Times New Roman"/>
+          <w:szCs w:val="28"/>
+        </w:rPr>
+        <w:t>Machine</w:t>
+      </w:r>
+      <w:proofErr w:type="spellEnd"/>
+      <w:r>
+        <w:rPr>
+          <w:rFonts w:cs="Times New Roman"/>
+          <w:szCs w:val="28"/>
+        </w:rPr>
+        <w:t>). Ключевые элементы системы:</w:t>
       </w:r>
     </w:p>
     <w:p>
@@ -12246,12 +12847,21 @@
           <w:szCs w:val="28"/>
         </w:rPr>
       </w:pPr>
-      <w:r>
-        <w:rPr>
-          <w:rFonts w:cs="Times New Roman"/>
-          <w:szCs w:val="28"/>
-        </w:rPr>
-        <w:t xml:space="preserve">Animation </w:t>
+      <w:proofErr w:type="spellStart"/>
+      <w:r>
+        <w:rPr>
+          <w:rFonts w:cs="Times New Roman"/>
+          <w:szCs w:val="28"/>
+        </w:rPr>
+        <w:t>Animation</w:t>
+      </w:r>
+      <w:proofErr w:type="spellEnd"/>
+      <w:r>
+        <w:rPr>
+          <w:rFonts w:cs="Times New Roman"/>
+          <w:szCs w:val="28"/>
+        </w:rPr>
+        <w:t xml:space="preserve"> </w:t>
       </w:r>
       <w:proofErr w:type="spellStart"/>
       <w:r>
@@ -12492,7 +13102,7 @@
         <w:spacing w:before="0" w:after="0" w:line="360" w:lineRule="auto"/>
         <w:ind w:firstLine="709"/>
       </w:pPr>
-      <w:bookmarkStart w:id="10" w:name="_Toc226536804"/>
+      <w:bookmarkStart w:id="11" w:name="_Toc226536804"/>
       <w:r>
         <w:t xml:space="preserve">1.9 Система пользовательского интерфейса </w:t>
       </w:r>
@@ -12504,7 +13114,7 @@
       <w:r>
         <w:t xml:space="preserve"> UI</w:t>
       </w:r>
-      <w:bookmarkEnd w:id="10"/>
+      <w:bookmarkEnd w:id="11"/>
     </w:p>
     <w:p>
       <w:pPr>
@@ -12739,7 +13349,23 @@
           <w:rFonts w:cs="Times New Roman"/>
           <w:szCs w:val="28"/>
         </w:rPr>
-        <w:t xml:space="preserve"> With </w:t>
+        <w:t xml:space="preserve"> </w:t>
+      </w:r>
+      <w:proofErr w:type="spellStart"/>
+      <w:r>
+        <w:rPr>
+          <w:rFonts w:cs="Times New Roman"/>
+          <w:szCs w:val="28"/>
+        </w:rPr>
+        <w:t>With</w:t>
+      </w:r>
+      <w:proofErr w:type="spellEnd"/>
+      <w:r>
+        <w:rPr>
+          <w:rFonts w:cs="Times New Roman"/>
+          <w:szCs w:val="28"/>
+        </w:rPr>
+        <w:t xml:space="preserve"> </w:t>
       </w:r>
       <w:proofErr w:type="spellStart"/>
       <w:r>
@@ -12805,7 +13431,6 @@
           <w:rFonts w:cs="Times New Roman"/>
           <w:szCs w:val="28"/>
         </w:rPr>
-        <w:lastRenderedPageBreak/>
         <w:t>RectTransform</w:t>
       </w:r>
       <w:proofErr w:type="spellEnd"/>
@@ -12893,6 +13518,7 @@
           <w:rFonts w:cs="Times New Roman"/>
           <w:szCs w:val="28"/>
         </w:rPr>
+        <w:lastRenderedPageBreak/>
         <w:t>Unity</w:t>
       </w:r>
       <w:proofErr w:type="spellEnd"/>
@@ -13051,7 +13677,23 @@
           <w:rFonts w:cs="Times New Roman"/>
           <w:szCs w:val="28"/>
         </w:rPr>
-        <w:t xml:space="preserve"> Pro (для текстовых элементов) и кастомных скриптов. Главное меню (</w:t>
+        <w:t xml:space="preserve"> </w:t>
+      </w:r>
+      <w:proofErr w:type="spellStart"/>
+      <w:r>
+        <w:rPr>
+          <w:rFonts w:cs="Times New Roman"/>
+          <w:szCs w:val="28"/>
+        </w:rPr>
+        <w:t>Pro</w:t>
+      </w:r>
+      <w:proofErr w:type="spellEnd"/>
+      <w:r>
+        <w:rPr>
+          <w:rFonts w:cs="Times New Roman"/>
+          <w:szCs w:val="28"/>
+        </w:rPr>
+        <w:t xml:space="preserve"> (для текстовых элементов) и кастомных скриптов. Главное меню (</w:t>
       </w:r>
       <w:proofErr w:type="spellStart"/>
       <w:r>
@@ -13140,11 +13782,11 @@
         <w:spacing w:before="0" w:after="0" w:line="360" w:lineRule="auto"/>
         <w:ind w:firstLine="709"/>
       </w:pPr>
-      <w:bookmarkStart w:id="11" w:name="_Toc226536805"/>
+      <w:bookmarkStart w:id="12" w:name="_Toc226536805"/>
       <w:r>
         <w:t>1.10 Система управления сценами</w:t>
       </w:r>
-      <w:bookmarkEnd w:id="11"/>
+      <w:bookmarkEnd w:id="12"/>
     </w:p>
     <w:p>
       <w:pPr>
@@ -13576,15 +14218,7 @@
           <w:rFonts w:cs="Times New Roman"/>
           <w:szCs w:val="28"/>
         </w:rPr>
-        <w:t xml:space="preserve"> (дополнительная). Переход из главного меню </w:t>
-      </w:r>
-      <w:r>
-        <w:rPr>
-          <w:rFonts w:cs="Times New Roman"/>
-          <w:szCs w:val="28"/>
-        </w:rPr>
-        <w:lastRenderedPageBreak/>
-        <w:t xml:space="preserve">в игру осуществляется через </w:t>
+        <w:t xml:space="preserve"> (дополнительная). Переход из главного меню в игру осуществляется через </w:t>
       </w:r>
       <w:proofErr w:type="spellStart"/>
       <w:r>
@@ -13682,7 +14316,7 @@
           <w:szCs w:val="28"/>
         </w:rPr>
       </w:pPr>
-      <w:bookmarkStart w:id="12" w:name="_Toc226536806"/>
+      <w:bookmarkStart w:id="13" w:name="_Toc226536806"/>
       <w:r>
         <w:rPr>
           <w:rFonts w:ascii="Times New Roman" w:hAnsi="Times New Roman" w:cs="Times New Roman"/>
@@ -13692,9 +14326,10 @@
           <w:sz w:val="28"/>
           <w:szCs w:val="28"/>
         </w:rPr>
+        <w:lastRenderedPageBreak/>
         <w:t>2 ПРАКТИЧЕСКАЯ ЧАСТЬ</w:t>
       </w:r>
-      <w:bookmarkEnd w:id="12"/>
+      <w:bookmarkEnd w:id="13"/>
     </w:p>
     <w:p>
       <w:pPr>
@@ -13736,12 +14371,13 @@
       <w:pPr>
         <w:pStyle w:val="2"/>
         <w:spacing w:before="0" w:after="0" w:line="360" w:lineRule="auto"/>
-      </w:pPr>
-      <w:bookmarkStart w:id="13" w:name="_Toc226536807"/>
+        <w:ind w:firstLine="709"/>
+      </w:pPr>
+      <w:bookmarkStart w:id="14" w:name="_Toc226536807"/>
       <w:r>
         <w:t>2.1 Техническое задание</w:t>
       </w:r>
-      <w:bookmarkEnd w:id="13"/>
+      <w:bookmarkEnd w:id="14"/>
     </w:p>
     <w:p>
       <w:pPr>
@@ -13765,7 +14401,7 @@
           <w:color w:val="000000" w:themeColor="text1"/>
         </w:rPr>
       </w:pPr>
-      <w:bookmarkStart w:id="14" w:name="_Toc226536808"/>
+      <w:bookmarkStart w:id="15" w:name="_Toc226536808"/>
       <w:r>
         <w:rPr>
           <w:rFonts w:cs="Times New Roman"/>
@@ -13775,7 +14411,7 @@
         </w:rPr>
         <w:t>2.1.1 Постановка задачи</w:t>
       </w:r>
-      <w:bookmarkEnd w:id="14"/>
+      <w:bookmarkEnd w:id="15"/>
     </w:p>
     <w:p>
       <w:pPr>
@@ -13799,7 +14435,7 @@
           <w:color w:val="000000" w:themeColor="text1"/>
         </w:rPr>
       </w:pPr>
-      <w:bookmarkStart w:id="15" w:name="_Toc226536809"/>
+      <w:bookmarkStart w:id="16" w:name="_Toc226536809"/>
       <w:r>
         <w:rPr>
           <w:rFonts w:cs="Times New Roman"/>
@@ -13809,7 +14445,7 @@
         </w:rPr>
         <w:t>2.1.2 Назначение программного продукта</w:t>
       </w:r>
-      <w:bookmarkEnd w:id="15"/>
+      <w:bookmarkEnd w:id="16"/>
     </w:p>
     <w:p>
       <w:pPr>
@@ -13851,7 +14487,7 @@
           <w:color w:val="000000" w:themeColor="text1"/>
         </w:rPr>
       </w:pPr>
-      <w:bookmarkStart w:id="16" w:name="_Toc226536810"/>
+      <w:bookmarkStart w:id="17" w:name="_Toc226536810"/>
       <w:r>
         <w:rPr>
           <w:rFonts w:cs="Times New Roman"/>
@@ -13861,7 +14497,7 @@
         </w:rPr>
         <w:t>2.1.3 Основание для разработки</w:t>
       </w:r>
-      <w:bookmarkEnd w:id="16"/>
+      <w:bookmarkEnd w:id="17"/>
     </w:p>
     <w:p>
       <w:pPr>
@@ -13885,7 +14521,7 @@
           <w:color w:val="000000" w:themeColor="text1"/>
         </w:rPr>
       </w:pPr>
-      <w:bookmarkStart w:id="17" w:name="_Toc226536811"/>
+      <w:bookmarkStart w:id="18" w:name="_Toc226536811"/>
       <w:r>
         <w:rPr>
           <w:rFonts w:cs="Times New Roman"/>
@@ -13895,7 +14531,7 @@
         </w:rPr>
         <w:t>2.1.4 Требования к функциональным характеристикам</w:t>
       </w:r>
-      <w:bookmarkEnd w:id="17"/>
+      <w:bookmarkEnd w:id="18"/>
     </w:p>
     <w:p>
       <w:pPr>
@@ -13920,7 +14556,6 @@
         <w:ind w:left="0" w:firstLine="709"/>
       </w:pPr>
       <w:r>
-        <w:lastRenderedPageBreak/>
         <w:t>Управление фермерским хозяйством (выращивание, сбор урожая),</w:t>
       </w:r>
     </w:p>
@@ -13978,6 +14613,7 @@
         <w:ind w:left="0" w:firstLine="709"/>
       </w:pPr>
       <w:r>
+        <w:lastRenderedPageBreak/>
         <w:t>Социальные взаимодействия с NPC</w:t>
       </w:r>
       <w:r>
@@ -14063,7 +14699,7 @@
           <w:color w:val="000000" w:themeColor="text1"/>
         </w:rPr>
       </w:pPr>
-      <w:bookmarkStart w:id="18" w:name="_Toc226536812"/>
+      <w:bookmarkStart w:id="19" w:name="_Toc226536812"/>
       <w:r>
         <w:rPr>
           <w:rFonts w:cs="Times New Roman"/>
@@ -14073,7 +14709,7 @@
         </w:rPr>
         <w:t>2.1.5 Требования к аппаратным и программным средствам</w:t>
       </w:r>
-      <w:bookmarkEnd w:id="18"/>
+      <w:bookmarkEnd w:id="19"/>
     </w:p>
     <w:p>
       <w:pPr>
@@ -14228,7 +14864,7 @@
           <w:color w:val="000000" w:themeColor="text1"/>
         </w:rPr>
       </w:pPr>
-      <w:bookmarkStart w:id="19" w:name="_Toc226536813"/>
+      <w:bookmarkStart w:id="20" w:name="_Toc226536813"/>
       <w:r>
         <w:rPr>
           <w:rFonts w:cs="Times New Roman"/>
@@ -14238,15 +14874,12 @@
         </w:rPr>
         <w:t>2.1.6 Требования к надежности</w:t>
       </w:r>
-      <w:bookmarkEnd w:id="19"/>
+      <w:bookmarkEnd w:id="20"/>
     </w:p>
     <w:p>
       <w:pPr>
         <w:pStyle w:val="31"/>
         <w:spacing w:after="0"/>
-        <w:rPr>
-          <w:lang w:val="en-US"/>
-        </w:rPr>
       </w:pPr>
       <w:r>
         <w:t>Приложение должно обеспечивать стабильную работу в течение продолжительных игровых сессий (6+ часов), корректное сохранение игрового прогресса при аварийном завершении и устойчивость к некорректным действиям пользователя.</w:t>
@@ -14597,12 +15230,13 @@
       <w:pPr>
         <w:pStyle w:val="2"/>
         <w:spacing w:before="0" w:after="0" w:line="360" w:lineRule="auto"/>
-      </w:pPr>
-      <w:bookmarkStart w:id="20" w:name="_Toc226536814"/>
+        <w:ind w:firstLine="709"/>
+      </w:pPr>
+      <w:bookmarkStart w:id="21" w:name="_Toc226536814"/>
       <w:r>
         <w:t>2.2 Разработка пользовательского интерфейса</w:t>
       </w:r>
-      <w:bookmarkEnd w:id="20"/>
+      <w:bookmarkEnd w:id="21"/>
     </w:p>
     <w:p>
       <w:pPr>
@@ -14660,7 +15294,15 @@
       </w:r>
       <w:proofErr w:type="spellEnd"/>
       <w:r>
-        <w:t xml:space="preserve"> With </w:t>
+        <w:t xml:space="preserve"> </w:t>
+      </w:r>
+      <w:proofErr w:type="spellStart"/>
+      <w:r>
+        <w:t>With</w:t>
+      </w:r>
+      <w:proofErr w:type="spellEnd"/>
+      <w:r>
+        <w:t xml:space="preserve"> </w:t>
       </w:r>
       <w:proofErr w:type="spellStart"/>
       <w:r>
@@ -14705,7 +15347,7 @@
           <w:color w:val="auto"/>
         </w:rPr>
       </w:pPr>
-      <w:bookmarkStart w:id="21" w:name="_Toc226536815"/>
+      <w:bookmarkStart w:id="22" w:name="_Toc226536815"/>
       <w:r>
         <w:rPr>
           <w:rFonts w:cs="Times New Roman"/>
@@ -14715,7 +15357,7 @@
         </w:rPr>
         <w:t>2.2.1 Главное меню</w:t>
       </w:r>
-      <w:bookmarkEnd w:id="21"/>
+      <w:bookmarkEnd w:id="22"/>
     </w:p>
     <w:p>
       <w:pPr>
@@ -14911,7 +15553,7 @@
           <w:color w:val="auto"/>
         </w:rPr>
       </w:pPr>
-      <w:bookmarkStart w:id="22" w:name="_Toc226536816"/>
+      <w:bookmarkStart w:id="23" w:name="_Toc226536816"/>
       <w:r>
         <w:rPr>
           <w:rFonts w:cs="Times New Roman"/>
@@ -14921,7 +15563,7 @@
         </w:rPr>
         <w:t>2.2.2 Игровой интерфейс (HUD)</w:t>
       </w:r>
-      <w:bookmarkEnd w:id="22"/>
+      <w:bookmarkEnd w:id="23"/>
     </w:p>
     <w:p>
       <w:pPr>
@@ -14933,11 +15575,19 @@
       </w:r>
       <w:proofErr w:type="spellStart"/>
       <w:r>
-        <w:t>Heads</w:t>
-      </w:r>
-      <w:proofErr w:type="spellEnd"/>
-      <w:r>
-        <w:t>-Up Display), был разработан как минималистичный, но информативный слой, постоянно присутствующий на экране во время геймплея. Его ключевая цель — предоставлять критически важные данные без необходимости открывать дополнительные меню, что особенно важно в динамичных ситуациях или при исследовании.</w:t>
+        <w:t>Heads-Up</w:t>
+      </w:r>
+      <w:proofErr w:type="spellEnd"/>
+      <w:r>
+        <w:t xml:space="preserve"> </w:t>
+      </w:r>
+      <w:proofErr w:type="spellStart"/>
+      <w:r>
+        <w:t>Display</w:t>
+      </w:r>
+      <w:proofErr w:type="spellEnd"/>
+      <w:r>
+        <w:t>), был разработан как минималистичный, но информативный слой, постоянно присутствующий на экране во время геймплея. Его ключевая цель — предоставлять критически важные данные без необходимости открывать дополнительные меню, что особенно важно в динамичных ситуациях или при исследовании.</w:t>
       </w:r>
     </w:p>
     <w:p>
@@ -14965,16 +15615,11 @@
       <w:r>
         <w:t> </w:t>
       </w:r>
-      <w:proofErr w:type="gramStart"/>
       <w:r>
         <w:t>-</w:t>
       </w:r>
       <w:r>
-        <w:t xml:space="preserve"> это</w:t>
-      </w:r>
-      <w:proofErr w:type="gramEnd"/>
-      <w:r>
-        <w:t xml:space="preserve"> динамическая сетка слотов, в которые </w:t>
+        <w:t xml:space="preserve"> это динамическая сетка слотов, в которые </w:t>
       </w:r>
       <w:proofErr w:type="spellStart"/>
       <w:r>
@@ -15086,11 +15731,11 @@
       </w:r>
       <w:proofErr w:type="gramStart"/>
       <w:r>
-        <w:t>здоровья  (Рисунок )</w:t>
+        <w:t>здоровья  (</w:t>
       </w:r>
       <w:proofErr w:type="gramEnd"/>
       <w:r>
-        <w:t> </w:t>
+        <w:t>Рисунок ) </w:t>
       </w:r>
       <w:r>
         <w:t>-</w:t>
@@ -15182,11 +15827,11 @@
       </w:r>
       <w:proofErr w:type="gramStart"/>
       <w:r>
-        <w:t>денег  (Рисунок )</w:t>
+        <w:t>денег  (</w:t>
       </w:r>
       <w:proofErr w:type="gramEnd"/>
       <w:r>
-        <w:t> </w:t>
+        <w:t>Рисунок ) </w:t>
       </w:r>
       <w:r>
         <w:t>-</w:t>
@@ -15654,11 +16299,11 @@
         <w:spacing w:before="0" w:after="0" w:line="360" w:lineRule="auto"/>
         <w:ind w:firstLine="709"/>
       </w:pPr>
-      <w:bookmarkStart w:id="23" w:name="_Toc226536817"/>
+      <w:bookmarkStart w:id="24" w:name="_Toc226536817"/>
       <w:r>
         <w:t>2.3 Реализация системы инвентаря</w:t>
       </w:r>
-      <w:bookmarkEnd w:id="23"/>
+      <w:bookmarkEnd w:id="24"/>
     </w:p>
     <w:p>
       <w:pPr>
@@ -16102,7 +16747,6 @@
         <w:rPr>
           <w:rFonts w:cs="Times New Roman"/>
           <w:szCs w:val="28"/>
-          <w:lang w:val="en-US"/>
         </w:rPr>
       </w:pPr>
       <w:r>
@@ -16143,11 +16787,11 @@
         <w:spacing w:before="0" w:after="0" w:line="360" w:lineRule="auto"/>
         <w:ind w:firstLine="709"/>
       </w:pPr>
-      <w:bookmarkStart w:id="24" w:name="_Toc226536818"/>
+      <w:bookmarkStart w:id="25" w:name="_Toc226536818"/>
       <w:r>
         <w:t>2.4 Реализация системы крафта</w:t>
       </w:r>
-      <w:bookmarkEnd w:id="24"/>
+      <w:bookmarkEnd w:id="25"/>
     </w:p>
     <w:p>
       <w:pPr>
@@ -16422,7 +17066,6 @@
         <w:rPr>
           <w:rFonts w:cs="Times New Roman"/>
           <w:szCs w:val="28"/>
-          <w:lang w:val="en-US"/>
         </w:rPr>
       </w:pPr>
       <w:r>
@@ -16447,7 +17090,23 @@
           <w:rFonts w:cs="Times New Roman"/>
           <w:szCs w:val="28"/>
         </w:rPr>
-        <w:t xml:space="preserve">, доступную через меню Tools → </w:t>
+        <w:t xml:space="preserve">, доступную через меню </w:t>
+      </w:r>
+      <w:proofErr w:type="spellStart"/>
+      <w:r>
+        <w:rPr>
+          <w:rFonts w:cs="Times New Roman"/>
+          <w:szCs w:val="28"/>
+        </w:rPr>
+        <w:t>Tools</w:t>
+      </w:r>
+      <w:proofErr w:type="spellEnd"/>
+      <w:r>
+        <w:rPr>
+          <w:rFonts w:cs="Times New Roman"/>
+          <w:szCs w:val="28"/>
+        </w:rPr>
+        <w:t xml:space="preserve"> → </w:t>
       </w:r>
       <w:proofErr w:type="spellStart"/>
       <w:r>
@@ -16511,7 +17170,23 @@
           <w:rFonts w:cs="Times New Roman"/>
           <w:szCs w:val="28"/>
         </w:rPr>
-        <w:t xml:space="preserve"> Editor.</w:t>
+        <w:t xml:space="preserve"> </w:t>
+      </w:r>
+      <w:proofErr w:type="spellStart"/>
+      <w:r>
+        <w:rPr>
+          <w:rFonts w:cs="Times New Roman"/>
+          <w:szCs w:val="28"/>
+        </w:rPr>
+        <w:t>Editor</w:t>
+      </w:r>
+      <w:proofErr w:type="spellEnd"/>
+      <w:r>
+        <w:rPr>
+          <w:rFonts w:cs="Times New Roman"/>
+          <w:szCs w:val="28"/>
+        </w:rPr>
+        <w:t>.</w:t>
       </w:r>
     </w:p>
     <w:p>
@@ -16520,11 +17195,11 @@
         <w:spacing w:before="0" w:after="0" w:line="360" w:lineRule="auto"/>
         <w:ind w:firstLine="709"/>
       </w:pPr>
-      <w:bookmarkStart w:id="25" w:name="_Toc226536819"/>
+      <w:bookmarkStart w:id="26" w:name="_Toc226536819"/>
       <w:r>
         <w:t>2.5 Реализация системы добычи ресурсов</w:t>
       </w:r>
-      <w:bookmarkEnd w:id="25"/>
+      <w:bookmarkEnd w:id="26"/>
     </w:p>
     <w:p>
       <w:pPr>
@@ -16584,7 +17259,6 @@
         <w:t xml:space="preserve">) и </w:t>
       </w:r>
       <w:proofErr w:type="spellStart"/>
-      <w:proofErr w:type="gramStart"/>
       <w:r>
         <w:rPr>
           <w:rFonts w:cs="Times New Roman"/>
@@ -16598,15 +17272,7 @@
           <w:rFonts w:cs="Times New Roman"/>
           <w:szCs w:val="28"/>
         </w:rPr>
-        <w:t>(</w:t>
-      </w:r>
-      <w:proofErr w:type="gramEnd"/>
-      <w:r>
-        <w:rPr>
-          <w:rFonts w:cs="Times New Roman"/>
-          <w:szCs w:val="28"/>
-        </w:rPr>
-        <w:t>) для расширения поведения.</w:t>
+        <w:t>() для расширения поведения.</w:t>
       </w:r>
     </w:p>
     <w:p>
@@ -16678,7 +17344,23 @@
           <w:rFonts w:cs="Times New Roman"/>
           <w:szCs w:val="28"/>
         </w:rPr>
-        <w:t xml:space="preserve"> лут (дерево) и монеты, после чего запускается таймер </w:t>
+        <w:t xml:space="preserve"> </w:t>
+      </w:r>
+      <w:proofErr w:type="spellStart"/>
+      <w:r>
+        <w:rPr>
+          <w:rFonts w:cs="Times New Roman"/>
+          <w:szCs w:val="28"/>
+        </w:rPr>
+        <w:t>лут</w:t>
+      </w:r>
+      <w:proofErr w:type="spellEnd"/>
+      <w:r>
+        <w:rPr>
+          <w:rFonts w:cs="Times New Roman"/>
+          <w:szCs w:val="28"/>
+        </w:rPr>
+        <w:t xml:space="preserve"> (дерево) и монеты, после чего запускается таймер </w:t>
       </w:r>
       <w:proofErr w:type="spellStart"/>
       <w:r>
@@ -16933,7 +17615,6 @@
         <w:rPr>
           <w:rFonts w:cs="Times New Roman"/>
           <w:szCs w:val="28"/>
-          <w:lang w:val="en-US"/>
         </w:rPr>
       </w:pPr>
       <w:proofErr w:type="spellStart"/>
@@ -17007,11 +17688,11 @@
         <w:spacing w:before="0" w:after="0" w:line="360" w:lineRule="auto"/>
         <w:ind w:firstLine="709"/>
       </w:pPr>
-      <w:bookmarkStart w:id="26" w:name="_Toc226536820"/>
+      <w:bookmarkStart w:id="27" w:name="_Toc226536820"/>
       <w:r>
         <w:t>2.6 Реализация системы времени суток</w:t>
       </w:r>
-      <w:bookmarkEnd w:id="26"/>
+      <w:bookmarkEnd w:id="27"/>
     </w:p>
     <w:p>
       <w:pPr>
@@ -17191,12 +17872,12 @@
         <w:spacing w:before="0" w:after="0" w:line="360" w:lineRule="auto"/>
         <w:ind w:firstLine="709"/>
       </w:pPr>
-      <w:bookmarkStart w:id="27" w:name="_Toc226536821"/>
+      <w:bookmarkStart w:id="28" w:name="_Toc226536821"/>
       <w:r>
         <w:lastRenderedPageBreak/>
         <w:t>2.7 Реализация искусственного интеллекта животных</w:t>
       </w:r>
-      <w:bookmarkEnd w:id="27"/>
+      <w:bookmarkEnd w:id="28"/>
     </w:p>
     <w:p>
       <w:pPr>
@@ -17412,7 +18093,23 @@
           <w:rFonts w:cs="Times New Roman"/>
           <w:szCs w:val="28"/>
         </w:rPr>
-        <w:t>. Для корректного отображения направления реализован автоматический флип спрайта (</w:t>
+        <w:t xml:space="preserve">. Для корректного отображения направления реализован автоматический </w:t>
+      </w:r>
+      <w:proofErr w:type="spellStart"/>
+      <w:r>
+        <w:rPr>
+          <w:rFonts w:cs="Times New Roman"/>
+          <w:szCs w:val="28"/>
+        </w:rPr>
+        <w:t>флип</w:t>
+      </w:r>
+      <w:proofErr w:type="spellEnd"/>
+      <w:r>
+        <w:rPr>
+          <w:rFonts w:cs="Times New Roman"/>
+          <w:szCs w:val="28"/>
+        </w:rPr>
+        <w:t xml:space="preserve"> спрайта (</w:t>
       </w:r>
       <w:proofErr w:type="spellStart"/>
       <w:r>
@@ -17581,11 +18278,11 @@
         <w:spacing w:before="0" w:after="0" w:line="360" w:lineRule="auto"/>
         <w:ind w:firstLine="709"/>
       </w:pPr>
-      <w:bookmarkStart w:id="28" w:name="_Toc226536822"/>
+      <w:bookmarkStart w:id="29" w:name="_Toc226536822"/>
       <w:r>
         <w:t>2.8 Реализация системы интерактивных объектов мира</w:t>
       </w:r>
-      <w:bookmarkEnd w:id="28"/>
+      <w:bookmarkEnd w:id="29"/>
     </w:p>
     <w:p>
       <w:pPr>
@@ -17720,7 +18417,6 @@
         <w:t xml:space="preserve">) и </w:t>
       </w:r>
       <w:proofErr w:type="spellStart"/>
-      <w:proofErr w:type="gramStart"/>
       <w:r>
         <w:rPr>
           <w:rFonts w:cs="Times New Roman"/>
@@ -17734,15 +18430,7 @@
           <w:rFonts w:cs="Times New Roman"/>
           <w:szCs w:val="28"/>
         </w:rPr>
-        <w:t>(</w:t>
-      </w:r>
-      <w:proofErr w:type="gramEnd"/>
-      <w:r>
-        <w:rPr>
-          <w:rFonts w:cs="Times New Roman"/>
-          <w:szCs w:val="28"/>
-        </w:rPr>
-        <w:t>) для реализации конкретного поведения в дочерних классах.</w:t>
+        <w:t>() для реализации конкретного поведения в дочерних классах.</w:t>
       </w:r>
     </w:p>
     <w:p>
@@ -17864,7 +18552,6 @@
         <w:rPr>
           <w:rFonts w:cs="Times New Roman"/>
           <w:szCs w:val="28"/>
-          <w:lang w:val="en-US"/>
         </w:rPr>
       </w:pPr>
       <w:proofErr w:type="spellStart"/>
@@ -17920,11 +18607,11 @@
         <w:spacing w:before="0" w:after="0" w:line="360" w:lineRule="auto"/>
         <w:ind w:firstLine="709"/>
       </w:pPr>
-      <w:bookmarkStart w:id="29" w:name="_Toc226536823"/>
+      <w:bookmarkStart w:id="30" w:name="_Toc226536823"/>
       <w:r>
         <w:t>2.9 Тестирование и оптимизация производительности</w:t>
       </w:r>
-      <w:bookmarkEnd w:id="29"/>
+      <w:bookmarkEnd w:id="30"/>
     </w:p>
     <w:p>
       <w:pPr>
@@ -17988,7 +18675,23 @@
           <w:rFonts w:cs="Times New Roman"/>
           <w:szCs w:val="28"/>
         </w:rPr>
-        <w:t xml:space="preserve">Система управления: проверка перемещения персонажа клавишами WASD, корректность анимаций </w:t>
+        <w:t xml:space="preserve">Система управления: проверка перемещения персонажа клавишами WASD, корректность </w:t>
+      </w:r>
+      <w:proofErr w:type="spellStart"/>
+      <w:r>
+        <w:rPr>
+          <w:rFonts w:cs="Times New Roman"/>
+          <w:szCs w:val="28"/>
+        </w:rPr>
+        <w:t>анимаций</w:t>
+      </w:r>
+      <w:proofErr w:type="spellEnd"/>
+      <w:r>
+        <w:rPr>
+          <w:rFonts w:cs="Times New Roman"/>
+          <w:szCs w:val="28"/>
+        </w:rPr>
+        <w:t xml:space="preserve"> </w:t>
       </w:r>
       <w:proofErr w:type="spellStart"/>
       <w:r>
@@ -18175,7 +18878,23 @@
           <w:rFonts w:cs="Times New Roman"/>
           <w:szCs w:val="28"/>
         </w:rPr>
-        <w:t xml:space="preserve"> лута при уничтожении, </w:t>
+        <w:t xml:space="preserve"> </w:t>
+      </w:r>
+      <w:proofErr w:type="spellStart"/>
+      <w:r>
+        <w:rPr>
+          <w:rFonts w:cs="Times New Roman"/>
+          <w:szCs w:val="28"/>
+        </w:rPr>
+        <w:t>лута</w:t>
+      </w:r>
+      <w:proofErr w:type="spellEnd"/>
+      <w:r>
+        <w:rPr>
+          <w:rFonts w:cs="Times New Roman"/>
+          <w:szCs w:val="28"/>
+        </w:rPr>
+        <w:t xml:space="preserve"> при уничтожении, </w:t>
       </w:r>
       <w:proofErr w:type="spellStart"/>
       <w:r>
@@ -18290,7 +19009,23 @@
           <w:rFonts w:cs="Times New Roman"/>
           <w:szCs w:val="28"/>
         </w:rPr>
-        <w:t xml:space="preserve">Объектный пул (Object </w:t>
+        <w:t>Объектный пул (</w:t>
+      </w:r>
+      <w:proofErr w:type="spellStart"/>
+      <w:r>
+        <w:rPr>
+          <w:rFonts w:cs="Times New Roman"/>
+          <w:szCs w:val="28"/>
+        </w:rPr>
+        <w:t>Object</w:t>
+      </w:r>
+      <w:proofErr w:type="spellEnd"/>
+      <w:r>
+        <w:rPr>
+          <w:rFonts w:cs="Times New Roman"/>
+          <w:szCs w:val="28"/>
+        </w:rPr>
+        <w:t xml:space="preserve"> </w:t>
       </w:r>
       <w:proofErr w:type="spellStart"/>
       <w:r>
@@ -18419,7 +19154,23 @@
           <w:rFonts w:cs="Times New Roman"/>
           <w:szCs w:val="28"/>
         </w:rPr>
-        <w:t xml:space="preserve"> Group вместо индивидуальных </w:t>
+        <w:t xml:space="preserve"> </w:t>
+      </w:r>
+      <w:proofErr w:type="spellStart"/>
+      <w:r>
+        <w:rPr>
+          <w:rFonts w:cs="Times New Roman"/>
+          <w:szCs w:val="28"/>
+        </w:rPr>
+        <w:t>Group</w:t>
+      </w:r>
+      <w:proofErr w:type="spellEnd"/>
+      <w:r>
+        <w:rPr>
+          <w:rFonts w:cs="Times New Roman"/>
+          <w:szCs w:val="28"/>
+        </w:rPr>
+        <w:t xml:space="preserve"> вместо индивидуальных </w:t>
       </w:r>
       <w:proofErr w:type="spellStart"/>
       <w:r>
@@ -18451,7 +19202,23 @@
           <w:rFonts w:cs="Times New Roman"/>
           <w:szCs w:val="28"/>
         </w:rPr>
-        <w:t xml:space="preserve"> Layer упрощает рендеринг и уменьшает количество </w:t>
+        <w:t xml:space="preserve"> </w:t>
+      </w:r>
+      <w:proofErr w:type="spellStart"/>
+      <w:r>
+        <w:rPr>
+          <w:rFonts w:cs="Times New Roman"/>
+          <w:szCs w:val="28"/>
+        </w:rPr>
+        <w:t>Layer</w:t>
+      </w:r>
+      <w:proofErr w:type="spellEnd"/>
+      <w:r>
+        <w:rPr>
+          <w:rFonts w:cs="Times New Roman"/>
+          <w:szCs w:val="28"/>
+        </w:rPr>
+        <w:t xml:space="preserve"> упрощает рендеринг и уменьшает количество </w:t>
       </w:r>
       <w:proofErr w:type="spellStart"/>
       <w:r>
@@ -20887,6 +21654,7 @@
                 <w:rFonts w:cs="Times New Roman"/>
                 <w:szCs w:val="28"/>
               </w:rPr>
+              <w:lastRenderedPageBreak/>
               <w:t>CraftResultSlot</w:t>
             </w:r>
             <w:proofErr w:type="spellEnd"/>
@@ -21104,7 +21872,7 @@
 </file>
 
 <file path=word/numbering.xml><?xml version="1.0" encoding="utf-8"?>
-<w:numbering xmlns:wpc="http://schemas.microsoft.com/office/word/2010/wordprocessingCanvas" xmlns:cx="http://schemas.microsoft.com/office/drawing/2014/chartex" xmlns:cx1="http://schemas.microsoft.com/office/drawing/2015/9/8/chartex" xmlns:cx2="http://schemas.microsoft.com/office/drawing/2015/10/21/chartex" xmlns:cx3="http://schemas.microsoft.com/office/drawing/2016/5/9/chartex" xmlns:cx4="http://schemas.microsoft.com/office/drawing/2016/5/10/chartex" xmlns:cx5="http://schemas.microsoft.com/office/drawing/2016/5/11/chartex" xmlns:cx6="http://schemas.microsoft.com/office/drawing/2016/5/12/chartex" xmlns:cx7="http://schemas.microsoft.com/office/drawing/2016/5/13/chartex" xmlns:cx8="http://schemas.microsoft.com/office/drawing/2016/5/14/chartex" xmlns:mc="http://schemas.openxmlformats.org/markup-compatibility/2006" xmlns:aink="http://schemas.microsoft.com/office/drawing/2016/ink" xmlns:am3d="http://schemas.microsoft.com/office/drawing/2017/model3d" xmlns:o="urn:schemas-microsoft-com:office:office" xmlns:oel="http://schemas.microsoft.com/office/2019/extlst" xmlns:r="http://schemas.openxmlformats.org/officeDocument/2006/relationships" xmlns:m="http://schemas.openxmlformats.org/officeDocument/2006/math" xmlns:v="urn:schemas-microsoft-com:vml" xmlns:wp14="http://schemas.microsoft.com/office/word/2010/wordprocessingDrawing" xmlns:wp="http://schemas.openxmlformats.org/drawingml/2006/wordprocessingDrawing" xmlns:w10="urn:schemas-microsoft-com:office:word" xmlns:w="http://schemas.openxmlformats.org/wordprocessingml/2006/main" xmlns:w14="http://schemas.microsoft.com/office/word/2010/wordml" xmlns:w15="http://schemas.microsoft.com/office/word/2012/wordml" xmlns:w16cex="http://schemas.microsoft.com/office/word/2018/wordml/cex" xmlns:w16cid="http://schemas.microsoft.com/office/word/2016/wordml/cid" xmlns:w16="http://schemas.microsoft.com/office/word/2018/wordml" xmlns:w16du="http://schemas.microsoft.com/office/word/2023/wordml/word16du" xmlns:w16sdtdh="http://schemas.microsoft.com/office/word/2020/wordml/sdtdatahash" xmlns:w16sdtfl="http://schemas.microsoft.com/office/word/2024/wordml/sdtformatlock" xmlns:w16se="http://schemas.microsoft.com/office/word/2015/wordml/symex" xmlns:wpg="http://schemas.microsoft.com/office/word/2010/wordprocessingGroup" xmlns:wpi="http://schemas.microsoft.com/office/word/2010/wordprocessingInk" xmlns:wne="http://schemas.microsoft.com/office/word/2006/wordml" xmlns:wps="http://schemas.microsoft.com/office/word/2010/wordprocessingShape" mc:Ignorable="w14 w15 w16se w16cid w16 w16cex w16sdtdh w16sdtfl w16du wp14">
+<w:numbering xmlns:wpc="http://schemas.microsoft.com/office/word/2010/wordprocessingCanvas" xmlns:cx="http://schemas.microsoft.com/office/drawing/2014/chartex" xmlns:cx1="http://schemas.microsoft.com/office/drawing/2015/9/8/chartex" xmlns:cx2="http://schemas.microsoft.com/office/drawing/2015/10/21/chartex" xmlns:cx3="http://schemas.microsoft.com/office/drawing/2016/5/9/chartex" xmlns:cx4="http://schemas.microsoft.com/office/drawing/2016/5/10/chartex" xmlns:cx5="http://schemas.microsoft.com/office/drawing/2016/5/11/chartex" xmlns:cx6="http://schemas.microsoft.com/office/drawing/2016/5/12/chartex" xmlns:cx7="http://schemas.microsoft.com/office/drawing/2016/5/13/chartex" xmlns:cx8="http://schemas.microsoft.com/office/drawing/2016/5/14/chartex" xmlns:mc="http://schemas.openxmlformats.org/markup-compatibility/2006" xmlns:aink="http://schemas.microsoft.com/office/drawing/2016/ink" xmlns:am3d="http://schemas.microsoft.com/office/drawing/2017/model3d" xmlns:o="urn:schemas-microsoft-com:office:office" xmlns:r="http://schemas.openxmlformats.org/officeDocument/2006/relationships" xmlns:m="http://schemas.openxmlformats.org/officeDocument/2006/math" xmlns:v="urn:schemas-microsoft-com:vml" xmlns:wp14="http://schemas.microsoft.com/office/word/2010/wordprocessingDrawing" xmlns:wp="http://schemas.openxmlformats.org/drawingml/2006/wordprocessingDrawing" xmlns:w10="urn:schemas-microsoft-com:office:word" xmlns:w="http://schemas.openxmlformats.org/wordprocessingml/2006/main" xmlns:w14="http://schemas.microsoft.com/office/word/2010/wordml" xmlns:w15="http://schemas.microsoft.com/office/word/2012/wordml" xmlns:w16cid="http://schemas.microsoft.com/office/word/2016/wordml/cid" xmlns:w16se="http://schemas.microsoft.com/office/word/2015/wordml/symex" xmlns:wpg="http://schemas.microsoft.com/office/word/2010/wordprocessingGroup" xmlns:wpi="http://schemas.microsoft.com/office/word/2010/wordprocessingInk" xmlns:wne="http://schemas.microsoft.com/office/word/2006/wordml" xmlns:wps="http://schemas.microsoft.com/office/word/2010/wordprocessingShape" mc:Ignorable="w14 w15 w16se w16cid wp14">
   <w:abstractNum w:abstractNumId="0" w15:restartNumberingAfterBreak="0">
     <w:nsid w:val="06023B0C"/>
     <w:multiLevelType w:val="hybridMultilevel"/>
@@ -25391,113 +26159,113 @@
       </w:rPr>
     </w:lvl>
   </w:abstractNum>
-  <w:num w:numId="1" w16cid:durableId="453132325">
+  <w:num w:numId="1">
     <w:abstractNumId w:val="30"/>
   </w:num>
-  <w:num w:numId="2" w16cid:durableId="887643964">
+  <w:num w:numId="2">
     <w:abstractNumId w:val="9"/>
   </w:num>
-  <w:num w:numId="3" w16cid:durableId="311908204">
+  <w:num w:numId="3">
     <w:abstractNumId w:val="7"/>
   </w:num>
-  <w:num w:numId="4" w16cid:durableId="641545715">
+  <w:num w:numId="4">
     <w:abstractNumId w:val="6"/>
   </w:num>
-  <w:num w:numId="5" w16cid:durableId="1383601522">
+  <w:num w:numId="5">
     <w:abstractNumId w:val="33"/>
   </w:num>
-  <w:num w:numId="6" w16cid:durableId="664017204">
+  <w:num w:numId="6">
     <w:abstractNumId w:val="28"/>
   </w:num>
-  <w:num w:numId="7" w16cid:durableId="1552762268">
+  <w:num w:numId="7">
     <w:abstractNumId w:val="16"/>
   </w:num>
-  <w:num w:numId="8" w16cid:durableId="245574909">
+  <w:num w:numId="8">
     <w:abstractNumId w:val="22"/>
   </w:num>
-  <w:num w:numId="9" w16cid:durableId="1420101438">
+  <w:num w:numId="9">
     <w:abstractNumId w:val="27"/>
   </w:num>
-  <w:num w:numId="10" w16cid:durableId="611595916">
+  <w:num w:numId="10">
     <w:abstractNumId w:val="10"/>
   </w:num>
-  <w:num w:numId="11" w16cid:durableId="22832123">
+  <w:num w:numId="11">
     <w:abstractNumId w:val="2"/>
   </w:num>
-  <w:num w:numId="12" w16cid:durableId="465321502">
+  <w:num w:numId="12">
     <w:abstractNumId w:val="8"/>
   </w:num>
-  <w:num w:numId="13" w16cid:durableId="1192062490">
+  <w:num w:numId="13">
     <w:abstractNumId w:val="14"/>
   </w:num>
-  <w:num w:numId="14" w16cid:durableId="2062632330">
+  <w:num w:numId="14">
     <w:abstractNumId w:val="32"/>
   </w:num>
-  <w:num w:numId="15" w16cid:durableId="464591912">
+  <w:num w:numId="15">
     <w:abstractNumId w:val="25"/>
   </w:num>
-  <w:num w:numId="16" w16cid:durableId="1525054231">
+  <w:num w:numId="16">
     <w:abstractNumId w:val="23"/>
   </w:num>
-  <w:num w:numId="17" w16cid:durableId="589511454">
+  <w:num w:numId="17">
     <w:abstractNumId w:val="18"/>
   </w:num>
-  <w:num w:numId="18" w16cid:durableId="986933963">
+  <w:num w:numId="18">
     <w:abstractNumId w:val="5"/>
   </w:num>
-  <w:num w:numId="19" w16cid:durableId="608050655">
+  <w:num w:numId="19">
     <w:abstractNumId w:val="4"/>
   </w:num>
-  <w:num w:numId="20" w16cid:durableId="484977174">
+  <w:num w:numId="20">
     <w:abstractNumId w:val="3"/>
   </w:num>
-  <w:num w:numId="21" w16cid:durableId="1367099994">
+  <w:num w:numId="21">
     <w:abstractNumId w:val="17"/>
   </w:num>
-  <w:num w:numId="22" w16cid:durableId="144393752">
+  <w:num w:numId="22">
     <w:abstractNumId w:val="21"/>
   </w:num>
-  <w:num w:numId="23" w16cid:durableId="1168598313">
+  <w:num w:numId="23">
     <w:abstractNumId w:val="11"/>
   </w:num>
-  <w:num w:numId="24" w16cid:durableId="1319461180">
+  <w:num w:numId="24">
     <w:abstractNumId w:val="24"/>
   </w:num>
-  <w:num w:numId="25" w16cid:durableId="806899152">
+  <w:num w:numId="25">
     <w:abstractNumId w:val="12"/>
   </w:num>
-  <w:num w:numId="26" w16cid:durableId="1115829731">
+  <w:num w:numId="26">
     <w:abstractNumId w:val="31"/>
   </w:num>
-  <w:num w:numId="27" w16cid:durableId="405687274">
+  <w:num w:numId="27">
     <w:abstractNumId w:val="1"/>
   </w:num>
-  <w:num w:numId="28" w16cid:durableId="869996812">
+  <w:num w:numId="28">
     <w:abstractNumId w:val="29"/>
   </w:num>
-  <w:num w:numId="29" w16cid:durableId="2106873943">
+  <w:num w:numId="29">
     <w:abstractNumId w:val="13"/>
   </w:num>
-  <w:num w:numId="30" w16cid:durableId="1407800372">
+  <w:num w:numId="30">
     <w:abstractNumId w:val="20"/>
   </w:num>
-  <w:num w:numId="31" w16cid:durableId="1307666378">
+  <w:num w:numId="31">
     <w:abstractNumId w:val="0"/>
   </w:num>
-  <w:num w:numId="32" w16cid:durableId="568659596">
+  <w:num w:numId="32">
     <w:abstractNumId w:val="15"/>
   </w:num>
-  <w:num w:numId="33" w16cid:durableId="1138842877">
+  <w:num w:numId="33">
     <w:abstractNumId w:val="19"/>
   </w:num>
-  <w:num w:numId="34" w16cid:durableId="955067922">
+  <w:num w:numId="34">
     <w:abstractNumId w:val="26"/>
   </w:num>
 </w:numbering>
 </file>
 
 <file path=word/styles.xml><?xml version="1.0" encoding="utf-8"?>
-<w:styles xmlns:mc="http://schemas.openxmlformats.org/markup-compatibility/2006" xmlns:r="http://schemas.openxmlformats.org/officeDocument/2006/relationships" xmlns:w="http://schemas.openxmlformats.org/wordprocessingml/2006/main" xmlns:w14="http://schemas.microsoft.com/office/word/2010/wordml" xmlns:w15="http://schemas.microsoft.com/office/word/2012/wordml" xmlns:w16cex="http://schemas.microsoft.com/office/word/2018/wordml/cex" xmlns:w16cid="http://schemas.microsoft.com/office/word/2016/wordml/cid" xmlns:w16="http://schemas.microsoft.com/office/word/2018/wordml" xmlns:w16du="http://schemas.microsoft.com/office/word/2023/wordml/word16du" xmlns:w16sdtdh="http://schemas.microsoft.com/office/word/2020/wordml/sdtdatahash" xmlns:w16sdtfl="http://schemas.microsoft.com/office/word/2024/wordml/sdtformatlock" xmlns:w16se="http://schemas.microsoft.com/office/word/2015/wordml/symex" mc:Ignorable="w14 w15 w16se w16cid w16 w16cex w16sdtdh w16sdtfl w16du">
+<w:styles xmlns:mc="http://schemas.openxmlformats.org/markup-compatibility/2006" xmlns:r="http://schemas.openxmlformats.org/officeDocument/2006/relationships" xmlns:w="http://schemas.openxmlformats.org/wordprocessingml/2006/main" xmlns:w14="http://schemas.microsoft.com/office/word/2010/wordml" xmlns:w15="http://schemas.microsoft.com/office/word/2012/wordml" xmlns:w16cid="http://schemas.microsoft.com/office/word/2016/wordml/cid" xmlns:w16se="http://schemas.microsoft.com/office/word/2015/wordml/symex" mc:Ignorable="w14 w15 w16se w16cid">
   <w:docDefaults>
     <w:rPrDefault>
       <w:rPr>
@@ -25515,7 +26283,7 @@
       </w:pPr>
     </w:pPrDefault>
   </w:docDefaults>
-  <w:latentStyles w:defLockedState="0" w:defUIPriority="99" w:defSemiHidden="0" w:defUnhideWhenUsed="0" w:defQFormat="0" w:count="376">
+  <w:latentStyles w:defLockedState="0" w:defUIPriority="99" w:defSemiHidden="0" w:defUnhideWhenUsed="0" w:defQFormat="0" w:count="375">
     <w:lsdException w:name="Normal" w:uiPriority="0" w:qFormat="1"/>
     <w:lsdException w:name="heading 1" w:uiPriority="9" w:qFormat="1"/>
     <w:lsdException w:name="heading 2" w:semiHidden="1" w:uiPriority="9" w:unhideWhenUsed="1" w:qFormat="1"/>
@@ -25891,7 +26659,6 @@
     <w:lsdException w:name="Smart Hyperlink" w:semiHidden="1" w:unhideWhenUsed="1"/>
     <w:lsdException w:name="Hashtag" w:semiHidden="1" w:unhideWhenUsed="1"/>
     <w:lsdException w:name="Unresolved Mention" w:semiHidden="1" w:unhideWhenUsed="1"/>
-    <w:lsdException w:name="Smart Link" w:semiHidden="1" w:unhideWhenUsed="1"/>
   </w:latentStyles>
   <w:style w:type="paragraph" w:default="1" w:styleId="a">
     <w:name w:val="Normal"/>
@@ -26897,7 +27664,7 @@
 </file>
 
 <file path=customXml/itemProps1.xml><?xml version="1.0" encoding="utf-8"?>
-<ds:datastoreItem xmlns:ds="http://schemas.openxmlformats.org/officeDocument/2006/customXml" ds:itemID="{842166DC-30B8-452A-9AD8-72AB216C4F6B}">
+<ds:datastoreItem xmlns:ds="http://schemas.openxmlformats.org/officeDocument/2006/customXml" ds:itemID="{1A718700-C157-49C7-882D-CC2D0A9AEFC2}">
   <ds:schemaRefs>
     <ds:schemaRef ds:uri="http://schemas.openxmlformats.org/officeDocument/2006/bibliography"/>
   </ds:schemaRefs>
